--- a/docs/使用指南_USER_GUIDE.docx
+++ b/docs/使用指南_USER_GUIDE.docx
@@ -767,23 +767,67 @@
       <w:r>
         <w:rPr>
           <w:rFonts w:ascii="Microsoft JhengHei" w:hAnsi="Microsoft JhengHei" w:eastAsia="Microsoft JhengHei"/>
-          <w:b w:val="0"/>
-        </w:rPr>
-        <w:t>每分析一檔</w:t>
-      </w:r>
-      <w:r>
-        <w:rPr>
-          <w:rFonts w:ascii="Microsoft JhengHei" w:hAnsi="Microsoft JhengHei" w:eastAsia="Microsoft JhengHei"/>
           <w:b/>
         </w:rPr>
-        <w:t>本機還沒快取的</w:t>
-      </w:r>
-      <w:r>
-        <w:rPr>
-          <w:rFonts w:ascii="Microsoft JhengHei" w:hAnsi="Microsoft JhengHei" w:eastAsia="Microsoft JhengHei"/>
-          <w:b w:val="0"/>
-        </w:rPr>
-        <w:t xml:space="preserve">全新股票,大約向 FinMind 送出 </w:t>
+        <w:t>本機版已去 FinMind 化(2026-07-16 起)</w:t>
+      </w:r>
+      <w:r>
+        <w:rPr>
+          <w:rFonts w:ascii="Microsoft JhengHei" w:hAnsi="Microsoft JhengHei" w:eastAsia="Microsoft JhengHei"/>
+          <w:b w:val="0"/>
+        </w:rPr>
+        <w:t>:個股分析的各資料集(股價、本益比、月營收、三大財報、法人買賣超、融資融券、股數/外資持股)全部改走本機資料(TEJ 歷史種子+每日官方快照收集器,見第 9 節),</w:t>
+      </w:r>
+      <w:r>
+        <w:rPr>
+          <w:rFonts w:ascii="Microsoft JhengHei" w:hAnsi="Microsoft JhengHei" w:eastAsia="Microsoft JhengHei"/>
+          <w:b/>
+        </w:rPr>
+        <w:t>單檔分析 0 API</w:t>
+      </w:r>
+      <w:r>
+        <w:rPr>
+          <w:rFonts w:ascii="Microsoft JhengHei" w:hAnsi="Microsoft JhengHei" w:eastAsia="Microsoft JhengHei"/>
+          <w:b w:val="0"/>
+        </w:rPr>
+        <w:t>——整個程序只剩大盤 TAIEX(每次執行 1 支)與產業別(每 30 天 1 支)。某項本機資料過期時(例如電腦多日未開機、收集器沒跑到),該資料集會</w:t>
+      </w:r>
+      <w:r>
+        <w:rPr>
+          <w:rFonts w:ascii="Microsoft JhengHei" w:hAnsi="Microsoft JhengHei" w:eastAsia="Microsoft JhengHei"/>
+          <w:b/>
+        </w:rPr>
+        <w:t>自動退回 FinMind</w:t>
+      </w:r>
+      <w:r>
+        <w:rPr>
+          <w:rFonts w:ascii="Microsoft JhengHei" w:hAnsi="Microsoft JhengHei" w:eastAsia="Microsoft JhengHei"/>
+          <w:b w:val="0"/>
+        </w:rPr>
+        <w:t>,回補後自動歸零。</w:t>
+      </w:r>
+    </w:p>
+    <w:p>
+      <w:r>
+        <w:rPr>
+          <w:rFonts w:ascii="Microsoft JhengHei" w:hAnsi="Microsoft JhengHei" w:eastAsia="Microsoft JhengHei"/>
+          <w:b w:val="0"/>
+        </w:rPr>
+        <w:t>以下用量估算適用</w:t>
+      </w:r>
+      <w:r>
+        <w:rPr>
+          <w:rFonts w:ascii="Microsoft JhengHei" w:hAnsi="Microsoft JhengHei" w:eastAsia="Microsoft JhengHei"/>
+          <w:b/>
+        </w:rPr>
+        <w:t>雲端公開站訪客</w:t>
+      </w:r>
+      <w:r>
+        <w:rPr>
+          <w:rFonts w:ascii="Microsoft JhengHei" w:hAnsi="Microsoft JhengHei" w:eastAsia="Microsoft JhengHei"/>
+          <w:b w:val="0"/>
+        </w:rPr>
+        <w:t xml:space="preserve">(雲端沒有本機快取,用自己的 token 即時抓)、或本機資料過期退回 FinMind 的情況:每分析一檔全新股票,大約向 FinMind 送出 </w:t>
       </w:r>
       <w:r>
         <w:rPr>

--- a/docs/使用指南_USER_GUIDE.docx
+++ b/docs/使用指南_USER_GUIDE.docx
@@ -69,6 +69,155 @@
     </w:p>
     <w:p>
       <w:pPr>
+        <w:ind w:left="432"/>
+      </w:pPr>
+      <w:r>
+        <w:rPr>
+          <w:rFonts w:ascii="Microsoft JhengHei" w:hAnsi="Microsoft JhengHei" w:eastAsia="Microsoft JhengHei"/>
+          <w:b/>
+          <w:color w:val="404040"/>
+          <w:sz w:val="19"/>
+        </w:rPr>
+        <w:t>⚖️ 先講最誠實的一句話(2026-07 校正)</w:t>
+      </w:r>
+      <w:r>
+        <w:rPr>
+          <w:rFonts w:ascii="Microsoft JhengHei" w:hAnsi="Microsoft JhengHei" w:eastAsia="Microsoft JhengHei"/>
+          <w:b w:val="0"/>
+          <w:color w:val="404040"/>
+          <w:sz w:val="19"/>
+        </w:rPr>
+        <w:t>:認真拿</w:t>
+      </w:r>
+      <w:r>
+        <w:rPr>
+          <w:rFonts w:ascii="Microsoft JhengHei" w:hAnsi="Microsoft JhengHei" w:eastAsia="Microsoft JhengHei"/>
+          <w:b/>
+          <w:color w:val="404040"/>
+          <w:sz w:val="19"/>
+        </w:rPr>
+        <w:t>含息還原的 0050 買進持有</w:t>
+      </w:r>
+      <w:r>
+        <w:rPr>
+          <w:rFonts w:ascii="Microsoft JhengHei" w:hAnsi="Microsoft JhengHei" w:eastAsia="Microsoft JhengHei"/>
+          <w:b w:val="0"/>
+          <w:color w:val="404040"/>
+          <w:sz w:val="19"/>
+        </w:rPr>
+        <w:t>當基準(2005–2026 年化約 14%、夏普 0.78)重跑後,</w:t>
+      </w:r>
+      <w:r>
+        <w:br/>
+      </w:r>
+      <w:r>
+        <w:rPr>
+          <w:rFonts w:ascii="Microsoft JhengHei" w:hAnsi="Microsoft JhengHei" w:eastAsia="Microsoft JhengHei"/>
+          <w:b w:val="0"/>
+          <w:color w:val="404040"/>
+          <w:sz w:val="19"/>
+        </w:rPr>
+        <w:t>本系統的選股</w:t>
+      </w:r>
+      <w:r>
+        <w:rPr>
+          <w:rFonts w:ascii="Microsoft JhengHei" w:hAnsi="Microsoft JhengHei" w:eastAsia="Microsoft JhengHei"/>
+          <w:b/>
+          <w:color w:val="404040"/>
+          <w:sz w:val="19"/>
+        </w:rPr>
+        <w:t>在整個市場循環約略貼平至微贏 0050,不是印鈔機</w:t>
+      </w:r>
+      <w:r>
+        <w:rPr>
+          <w:rFonts w:ascii="Microsoft JhengHei" w:hAnsi="Microsoft JhengHei" w:eastAsia="Microsoft JhengHei"/>
+          <w:b w:val="0"/>
+          <w:color w:val="404040"/>
+          <w:sz w:val="19"/>
+        </w:rPr>
+        <w:t>。它真正的價值在</w:t>
+      </w:r>
+      <w:r>
+        <w:rPr>
+          <w:rFonts w:ascii="Microsoft JhengHei" w:hAnsi="Microsoft JhengHei" w:eastAsia="Microsoft JhengHei"/>
+          <w:b/>
+          <w:color w:val="404040"/>
+          <w:sz w:val="19"/>
+        </w:rPr>
+        <w:t>風控補回撤</w:t>
+      </w:r>
+      <w:r>
+        <w:rPr>
+          <w:rFonts w:ascii="Microsoft JhengHei" w:hAnsi="Microsoft JhengHei" w:eastAsia="Microsoft JhengHei"/>
+          <w:b w:val="0"/>
+          <w:color w:val="404040"/>
+          <w:sz w:val="19"/>
+        </w:rPr>
+        <w:t>(空頭少賠)與</w:t>
+      </w:r>
+      <w:r>
+        <w:rPr>
+          <w:rFonts w:ascii="Microsoft JhengHei" w:hAnsi="Microsoft JhengHei" w:eastAsia="Microsoft JhengHei"/>
+          <w:b/>
+          <w:color w:val="404040"/>
+          <w:sz w:val="19"/>
+        </w:rPr>
+        <w:t>選股研究/紀律練習</w:t>
+      </w:r>
+      <w:r>
+        <w:rPr>
+          <w:rFonts w:ascii="Microsoft JhengHei" w:hAnsi="Microsoft JhengHei" w:eastAsia="Microsoft JhengHei"/>
+          <w:b w:val="0"/>
+          <w:color w:val="404040"/>
+          <w:sz w:val="19"/>
+        </w:rPr>
+        <w:t>,</w:t>
+      </w:r>
+      <w:r>
+        <w:br/>
+      </w:r>
+      <w:r>
+        <w:rPr>
+          <w:rFonts w:ascii="Microsoft JhengHei" w:hAnsi="Microsoft JhengHei" w:eastAsia="Microsoft JhengHei"/>
+          <w:b w:val="0"/>
+          <w:color w:val="404040"/>
+          <w:sz w:val="19"/>
+        </w:rPr>
+        <w:t>不在「報酬狂勝大盤」。</w:t>
+      </w:r>
+      <w:r>
+        <w:rPr>
+          <w:rFonts w:ascii="Microsoft JhengHei" w:hAnsi="Microsoft JhengHei" w:eastAsia="Microsoft JhengHei"/>
+          <w:b/>
+          <w:color w:val="404040"/>
+          <w:sz w:val="19"/>
+        </w:rPr>
+        <w:t>務實配置 = 核心用定期定額買 0050(賺長期複利)+ 一小部分衛星資金玩個股(練功/求穩)</w:t>
+      </w:r>
+      <w:r>
+        <w:rPr>
+          <w:rFonts w:ascii="Microsoft JhengHei" w:hAnsi="Microsoft JhengHei" w:eastAsia="Microsoft JhengHei"/>
+          <w:b w:val="0"/>
+          <w:color w:val="404040"/>
+          <w:sz w:val="19"/>
+        </w:rPr>
+        <w:t>。</w:t>
+      </w:r>
+      <w:r>
+        <w:br/>
+      </w:r>
+      <w:r>
+        <w:rPr>
+          <w:rFonts w:ascii="Microsoft JhengHei" w:hAnsi="Microsoft JhengHei" w:eastAsia="Microsoft JhengHei"/>
+          <w:b w:val="0"/>
+          <w:color w:val="404040"/>
+          <w:sz w:val="19"/>
+        </w:rPr>
+        <w:t>頁面新增的「🚦 市場燈號 / 💰 定期定額 / ✨ 雙確認精選」三個分頁,就是把這個誠實結論做給你自己看、自己驗。</w:t>
+      </w:r>
+    </w:p>
+    <w:p>
+      <w:pPr>
         <w:spacing w:after="120"/>
         <w:pBdr>
           <w:bottom w:val="single" w:sz="6" w:space="1" w:color="999999"/>
@@ -167,17 +316,161 @@
           <w:rFonts w:ascii="Microsoft JhengHei" w:hAnsi="Microsoft JhengHei" w:eastAsia="Microsoft JhengHei"/>
           <w:b/>
         </w:rPr>
-        <w:t>滾動回測</w:t>
-      </w:r>
-      <w:r>
-        <w:rPr>
-          <w:rFonts w:ascii="Microsoft JhengHei" w:hAnsi="Microsoft JhengHei" w:eastAsia="Microsoft JhengHei"/>
-          <w:b w:val="0"/>
-        </w:rPr>
-        <w:t>:用嚴格的 point-in-time (無未來函數) 驗證這套評級/排序在歷史上有沒有效。</w:t>
+        <w:t>全市場掃描</w:t>
+      </w:r>
+      <w:r>
+        <w:rPr>
+          <w:rFonts w:ascii="Microsoft JhengHei" w:hAnsi="Microsoft JhengHei" w:eastAsia="Microsoft JhengHei"/>
+          <w:b w:val="0"/>
+        </w:rPr>
+        <w:t>:0 API 從上市+上櫃約 1,900 檔自動海選,找 watchlist 之外的新標的(見第 9 節)。</w:t>
       </w:r>
     </w:p>
     <w:p>
+      <w:pPr>
+        <w:pStyle w:val="ListBullet"/>
+      </w:pPr>
+      <w:r>
+        <w:rPr>
+          <w:rFonts w:ascii="Microsoft JhengHei" w:hAnsi="Microsoft JhengHei" w:eastAsia="Microsoft JhengHei"/>
+          <w:b/>
+        </w:rPr>
+        <w:t>市場燈號</w:t>
+      </w:r>
+      <w:r>
+        <w:rPr>
+          <w:rFonts w:ascii="Microsoft JhengHei" w:hAnsi="Microsoft JhengHei" w:eastAsia="Microsoft JhengHei"/>
+          <w:b w:val="0"/>
+        </w:rPr>
+        <w:t>:看「現在該持有幾成」(0/33/67/100% 曝險) —— 不預測漲跌,只反應趨勢/波動,是空頭少賠的風控紅綠燈(見第 10 節)。</w:t>
+      </w:r>
+    </w:p>
+    <w:p>
+      <w:pPr>
+        <w:pStyle w:val="ListBullet"/>
+      </w:pPr>
+      <w:r>
+        <w:rPr>
+          <w:rFonts w:ascii="Microsoft JhengHei" w:hAnsi="Microsoft JhengHei" w:eastAsia="Microsoft JhengHei"/>
+          <w:b/>
+        </w:rPr>
+        <w:t>定期定額試算</w:t>
+      </w:r>
+      <w:r>
+        <w:rPr>
+          <w:rFonts w:ascii="Microsoft JhengHei" w:hAnsi="Microsoft JhengHei" w:eastAsia="Microsoft JhengHei"/>
+          <w:b w:val="0"/>
+        </w:rPr>
+        <w:t>:輸入每月金額+起始年,並排看「策略 vs 0050」的實際到手報酬(MWRR)與回撤(見第 10 節)。</w:t>
+      </w:r>
+    </w:p>
+    <w:p>
+      <w:pPr>
+        <w:pStyle w:val="ListBullet"/>
+      </w:pPr>
+      <w:r>
+        <w:rPr>
+          <w:rFonts w:ascii="Microsoft JhengHei" w:hAnsi="Microsoft JhengHei" w:eastAsia="Microsoft JhengHei"/>
+          <w:b/>
+        </w:rPr>
+        <w:t>雙確認精選</w:t>
+      </w:r>
+      <w:r>
+        <w:rPr>
+          <w:rFonts w:ascii="Microsoft JhengHei" w:hAnsi="Microsoft JhengHei" w:eastAsia="Microsoft JhengHei"/>
+          <w:b w:val="0"/>
+        </w:rPr>
+        <w:t>:同時被「價值」與「品質」兩套邏輯看好的交集名單,附對含息 0050 的誠實回測(見第 10 節)。</w:t>
+      </w:r>
+    </w:p>
+    <w:p>
+      <w:pPr>
+        <w:pStyle w:val="ListBullet"/>
+      </w:pPr>
+      <w:r>
+        <w:rPr>
+          <w:rFonts w:ascii="Microsoft JhengHei" w:hAnsi="Microsoft JhengHei" w:eastAsia="Microsoft JhengHei"/>
+          <w:b/>
+        </w:rPr>
+        <w:t>實戰演練</w:t>
+      </w:r>
+      <w:r>
+        <w:rPr>
+          <w:rFonts w:ascii="Microsoft JhengHei" w:hAnsi="Microsoft JhengHei" w:eastAsia="Microsoft JhengHei"/>
+          <w:b w:val="0"/>
+        </w:rPr>
+        <w:t>:把選股名單當 30 天模擬單來練操作紀律(回填成交、追蹤 vs 0050、對帳),見第 10 節。</w:t>
+      </w:r>
+    </w:p>
+    <w:p>
+      <w:pPr>
+        <w:pStyle w:val="ListBullet"/>
+      </w:pPr>
+      <w:r>
+        <w:rPr>
+          <w:rFonts w:ascii="Microsoft JhengHei" w:hAnsi="Microsoft JhengHei" w:eastAsia="Microsoft JhengHei"/>
+          <w:b/>
+        </w:rPr>
+        <w:t>法人流向</w:t>
+      </w:r>
+      <w:r>
+        <w:rPr>
+          <w:rFonts w:ascii="Microsoft JhengHei" w:hAnsi="Microsoft JhengHei" w:eastAsia="Microsoft JhengHei"/>
+          <w:b w:val="0"/>
+        </w:rPr>
+        <w:t>:看三大法人的錢每天往</w:t>
+      </w:r>
+      <w:r>
+        <w:rPr>
+          <w:rFonts w:ascii="Microsoft JhengHei" w:hAnsi="Microsoft JhengHei" w:eastAsia="Microsoft JhengHei"/>
+          <w:b/>
+        </w:rPr>
+        <w:t>哪個產業</w:t>
+      </w:r>
+      <w:r>
+        <w:rPr>
+          <w:rFonts w:ascii="Microsoft JhengHei" w:hAnsi="Microsoft JhengHei" w:eastAsia="Microsoft JhengHei"/>
+          <w:b w:val="0"/>
+        </w:rPr>
+        <w:t>流(長條排行、可播放連續天數、產業地圖 Treemap、可下鑽到成分股)。</w:t>
+      </w:r>
+    </w:p>
+    <w:p>
+      <w:r>
+        <w:rPr>
+          <w:rFonts w:ascii="Microsoft JhengHei" w:hAnsi="Microsoft JhengHei" w:eastAsia="Microsoft JhengHei"/>
+          <w:b/>
+        </w:rPr>
+        <w:t>這是盤面描述圖,不是買賣訊號</w:t>
+      </w:r>
+      <w:r>
+        <w:rPr>
+          <w:rFonts w:ascii="Microsoft JhengHei" w:hAnsi="Microsoft JhengHei" w:eastAsia="Microsoft JhengHei"/>
+          <w:b w:val="0"/>
+        </w:rPr>
+        <w:t>(見第 10 節)。</w:t>
+      </w:r>
+    </w:p>
+    <w:p>
+      <w:pPr>
+        <w:pStyle w:val="ListBullet"/>
+      </w:pPr>
+      <w:r>
+        <w:rPr>
+          <w:rFonts w:ascii="Microsoft JhengHei" w:hAnsi="Microsoft JhengHei" w:eastAsia="Microsoft JhengHei"/>
+          <w:b/>
+        </w:rPr>
+        <w:t>滾動回測</w:t>
+      </w:r>
+      <w:r>
+        <w:rPr>
+          <w:rFonts w:ascii="Microsoft JhengHei" w:hAnsi="Microsoft JhengHei" w:eastAsia="Microsoft JhengHei"/>
+          <w:b w:val="0"/>
+        </w:rPr>
+        <w:t>:用嚴格的 point-in-time (無未來函數) 驗證這套評級/排序在歷史上有沒有效。</w:t>
+      </w:r>
+    </w:p>
+    <w:p>
       <w:r>
         <w:rPr>
           <w:rFonts w:ascii="Microsoft JhengHei" w:hAnsi="Microsoft JhengHei" w:eastAsia="Microsoft JhengHei"/>
@@ -215,7 +508,7 @@
           <w:rFonts w:ascii="Microsoft JhengHei" w:hAnsi="Microsoft JhengHei" w:eastAsia="Microsoft JhengHei"/>
           <w:b w:val="0"/>
         </w:rPr>
-        <w:t>,Streamlit)、以及回測 (</w:t>
+        <w:t>,Streamlit,共 10 個分頁)、以及回測 (</w:t>
       </w:r>
       <w:r>
         <w:rPr>
@@ -2869,7 +3162,1686 @@
           <w:rFonts w:ascii="Microsoft JhengHei" w:hAnsi="Microsoft JhengHei" w:eastAsia="Microsoft JhengHei"/>
           <w:b w:val="0"/>
         </w:rPr>
-        <w:t>10. 回測(驗證這套有沒有效)</w:t>
+        <w:t>10. 網頁其他分頁:市場燈號 / 定期定額 / 雙確認精選 / 實戰演練 / 法人流向</w:t>
+      </w:r>
+    </w:p>
+    <w:p>
+      <w:r>
+        <w:rPr>
+          <w:rFonts w:ascii="Microsoft JhengHei" w:hAnsi="Microsoft JhengHei" w:eastAsia="Microsoft JhengHei"/>
+          <w:b w:val="0"/>
+        </w:rPr>
+        <w:t xml:space="preserve">這五個分頁是把「怎麼實際運用這套系統」做成可操作的工具,全部 </w:t>
+      </w:r>
+      <w:r>
+        <w:rPr>
+          <w:rFonts w:ascii="Microsoft JhengHei" w:hAnsi="Microsoft JhengHei" w:eastAsia="Microsoft JhengHei"/>
+          <w:b/>
+        </w:rPr>
+        <w:t>0 API、免 token</w:t>
+      </w:r>
+      <w:r>
+        <w:rPr>
+          <w:rFonts w:ascii="Microsoft JhengHei" w:hAnsi="Microsoft JhengHei" w:eastAsia="Microsoft JhengHei"/>
+          <w:b w:val="0"/>
+        </w:rPr>
+        <w:t>、讀本機/雲端已算好的資料。</w:t>
+      </w:r>
+    </w:p>
+    <w:p>
+      <w:pPr>
+        <w:pStyle w:val="Heading3"/>
+      </w:pPr>
+      <w:r>
+        <w:rPr>
+          <w:rFonts w:ascii="Microsoft JhengHei" w:hAnsi="Microsoft JhengHei" w:eastAsia="Microsoft JhengHei"/>
+          <w:b w:val="0"/>
+        </w:rPr>
+        <w:t>10-1. 🚦 市場燈號 —— 現在該持有幾成</w:t>
+      </w:r>
+    </w:p>
+    <w:p>
+      <w:r>
+        <w:rPr>
+          <w:rFonts w:ascii="Microsoft JhengHei" w:hAnsi="Microsoft JhengHei" w:eastAsia="Microsoft JhengHei"/>
+          <w:b w:val="0"/>
+        </w:rPr>
+        <w:t>回答「大盤現在偏多還偏空、我該滿倉還是先降部位」。</w:t>
+      </w:r>
+      <w:r>
+        <w:rPr>
+          <w:rFonts w:ascii="Microsoft JhengHei" w:hAnsi="Microsoft JhengHei" w:eastAsia="Microsoft JhengHei"/>
+          <w:b/>
+        </w:rPr>
+        <w:t>它不預測漲跌</w:t>
+      </w:r>
+      <w:r>
+        <w:rPr>
+          <w:rFonts w:ascii="Microsoft JhengHei" w:hAnsi="Microsoft JhengHei" w:eastAsia="Microsoft JhengHei"/>
+          <w:b w:val="0"/>
+        </w:rPr>
+        <w:t>,只用等權大盤與 50/100/200 日均線的相對位置,</w:t>
+      </w:r>
+      <w:r>
+        <w:t xml:space="preserve"> </w:t>
+      </w:r>
+      <w:r>
+        <w:rPr>
+          <w:rFonts w:ascii="Microsoft JhengHei" w:hAnsi="Microsoft JhengHei" w:eastAsia="Microsoft JhengHei"/>
+          <w:b w:val="0"/>
+        </w:rPr>
+        <w:t>輸出一個</w:t>
+      </w:r>
+      <w:r>
+        <w:rPr>
+          <w:rFonts w:ascii="Microsoft JhengHei" w:hAnsi="Microsoft JhengHei" w:eastAsia="Microsoft JhengHei"/>
+          <w:b/>
+        </w:rPr>
+        <w:t>建議曝險比例</w:t>
+      </w:r>
+      <w:r>
+        <w:rPr>
+          <w:rFonts w:ascii="Microsoft JhengHei" w:hAnsi="Microsoft JhengHei" w:eastAsia="Microsoft JhengHei"/>
+          <w:b w:val="0"/>
+        </w:rPr>
+        <w:t>:100%(站上全部均線)/ 67% / 33% / 0%(全部跌破)。為了不被單日雜訊騙,採</w:t>
+      </w:r>
+      <w:r>
+        <w:rPr>
+          <w:rFonts w:ascii="Microsoft JhengHei" w:hAnsi="Microsoft JhengHei" w:eastAsia="Microsoft JhengHei"/>
+          <w:b/>
+        </w:rPr>
+        <w:t>對稱確認 3 天</w:t>
+      </w:r>
+      <w:r>
+        <w:t xml:space="preserve"> </w:t>
+      </w:r>
+      <w:r>
+        <w:rPr>
+          <w:rFonts w:ascii="Microsoft JhengHei" w:hAnsi="Microsoft JhengHei" w:eastAsia="Microsoft JhengHei"/>
+          <w:b w:val="0"/>
+        </w:rPr>
+        <w:t>的遲滯設計(要連 3 天站穩才加碼、跌破則較快減碼),頁面會標「遲滯確認中」。</w:t>
+      </w:r>
+    </w:p>
+    <w:p>
+      <w:pPr>
+        <w:pStyle w:val="ListBullet"/>
+      </w:pPr>
+      <w:r>
+        <w:rPr>
+          <w:rFonts w:ascii="Microsoft JhengHei" w:hAnsi="Microsoft JhengHei" w:eastAsia="Microsoft JhengHei"/>
+          <w:b/>
+        </w:rPr>
+        <w:t>怎麼用</w:t>
+      </w:r>
+      <w:r>
+        <w:rPr>
+          <w:rFonts w:ascii="Microsoft JhengHei" w:hAnsi="Microsoft JhengHei" w:eastAsia="Microsoft JhengHei"/>
+          <w:b w:val="0"/>
+        </w:rPr>
+        <w:t>:當紅綠燈看——燈號轉弱(曝險下降)時,考慮把主動選股的部位降下來、或把「空頭轉現金」的規則打開;燈號回強再加回。</w:t>
+      </w:r>
+    </w:p>
+    <w:p>
+      <w:pPr>
+        <w:pStyle w:val="ListBullet"/>
+      </w:pPr>
+      <w:r>
+        <w:rPr>
+          <w:rFonts w:ascii="Microsoft JhengHei" w:hAnsi="Microsoft JhengHei" w:eastAsia="Microsoft JhengHei"/>
+          <w:b/>
+        </w:rPr>
+        <w:t>怎麼來的</w:t>
+      </w:r>
+      <w:r>
+        <w:rPr>
+          <w:rFonts w:ascii="Microsoft JhengHei" w:hAnsi="Microsoft JhengHei" w:eastAsia="Microsoft JhengHei"/>
+          <w:b w:val="0"/>
+        </w:rPr>
+        <w:t>:這正是回測裡讓策略「空頭少賠、淨贏 0050」的那條風控規則(見開發日誌 §25),搬到網頁給你即時看。</w:t>
+      </w:r>
+    </w:p>
+    <w:p>
+      <w:pPr>
+        <w:pStyle w:val="ListBullet"/>
+      </w:pPr>
+      <w:r>
+        <w:rPr>
+          <w:rFonts w:ascii="Microsoft JhengHei" w:hAnsi="Microsoft JhengHei" w:eastAsia="Microsoft JhengHei"/>
+          <w:b/>
+        </w:rPr>
+        <w:t>限制</w:t>
+      </w:r>
+      <w:r>
+        <w:rPr>
+          <w:rFonts w:ascii="Microsoft JhengHei" w:hAnsi="Microsoft JhengHei" w:eastAsia="Microsoft JhengHei"/>
+          <w:b w:val="0"/>
+        </w:rPr>
+        <w:t>:它是</w:t>
+      </w:r>
+      <w:r>
+        <w:rPr>
+          <w:rFonts w:ascii="Microsoft JhengHei" w:hAnsi="Microsoft JhengHei" w:eastAsia="Microsoft JhengHei"/>
+          <w:b/>
+        </w:rPr>
+        <w:t>趨勢/波動的反應器,不是方向的預測器</w:t>
+      </w:r>
+      <w:r>
+        <w:rPr>
+          <w:rFonts w:ascii="Microsoft JhengHei" w:hAnsi="Microsoft JhengHei" w:eastAsia="Microsoft JhengHei"/>
+          <w:b w:val="0"/>
+        </w:rPr>
+        <w:t>。碎波盤(像 2022 那種假反彈陰跌)本來就是它最難處理的環境。</w:t>
+      </w:r>
+    </w:p>
+    <w:p>
+      <w:pPr>
+        <w:pStyle w:val="Heading3"/>
+      </w:pPr>
+      <w:r>
+        <w:rPr>
+          <w:rFonts w:ascii="Microsoft JhengHei" w:hAnsi="Microsoft JhengHei" w:eastAsia="Microsoft JhengHei"/>
+          <w:b w:val="0"/>
+        </w:rPr>
+        <w:t>10-2. 💰 定期定額試算 —— 你實際會拿到幾 %(MWRR)</w:t>
+      </w:r>
+    </w:p>
+    <w:p>
+      <w:r>
+        <w:rPr>
+          <w:rFonts w:ascii="Microsoft JhengHei" w:hAnsi="Microsoft JhengHei" w:eastAsia="Microsoft JhengHei"/>
+          <w:b w:val="0"/>
+        </w:rPr>
+        <w:t>輸入</w:t>
+      </w:r>
+      <w:r>
+        <w:rPr>
+          <w:rFonts w:ascii="Microsoft JhengHei" w:hAnsi="Microsoft JhengHei" w:eastAsia="Microsoft JhengHei"/>
+          <w:b/>
+        </w:rPr>
+        <w:t>每月投入金額</w:t>
+      </w:r>
+      <w:r>
+        <w:rPr>
+          <w:rFonts w:ascii="Microsoft JhengHei" w:hAnsi="Microsoft JhengHei" w:eastAsia="Microsoft JhengHei"/>
+          <w:b w:val="0"/>
+        </w:rPr>
+        <w:t>與</w:t>
+      </w:r>
+      <w:r>
+        <w:rPr>
+          <w:rFonts w:ascii="Microsoft JhengHei" w:hAnsi="Microsoft JhengHei" w:eastAsia="Microsoft JhengHei"/>
+          <w:b/>
+        </w:rPr>
+        <w:t>起始年份</w:t>
+      </w:r>
+      <w:r>
+        <w:rPr>
+          <w:rFonts w:ascii="Microsoft JhengHei" w:hAnsi="Microsoft JhengHei" w:eastAsia="Microsoft JhengHei"/>
+          <w:b w:val="0"/>
+        </w:rPr>
+        <w:t>,並排比較「本策略(綜合分前 20% + 風控)」與「0050 買進持有」在定期定額下的</w:t>
+      </w:r>
+      <w:r>
+        <w:t xml:space="preserve"> </w:t>
+      </w:r>
+      <w:r>
+        <w:rPr>
+          <w:rFonts w:ascii="Microsoft JhengHei" w:hAnsi="Microsoft JhengHei" w:eastAsia="Microsoft JhengHei"/>
+          <w:b w:val="0"/>
+        </w:rPr>
+        <w:t>期末金額、倍數、</w:t>
+      </w:r>
+      <w:r>
+        <w:rPr>
+          <w:rFonts w:ascii="Microsoft JhengHei" w:hAnsi="Microsoft JhengHei" w:eastAsia="Microsoft JhengHei"/>
+          <w:b/>
+        </w:rPr>
+        <w:t>MWRR(內部報酬率,你實際到手的年化)</w:t>
+      </w:r>
+      <w:r>
+        <w:rPr>
+          <w:rFonts w:ascii="Microsoft JhengHei" w:hAnsi="Microsoft JhengHei" w:eastAsia="Microsoft JhengHei"/>
+          <w:b w:val="0"/>
+        </w:rPr>
+        <w:t xml:space="preserve"> 與最大回撤,並畫出兩條累積曲線。用的是 2005–2026 的</w:t>
+      </w:r>
+      <w:r>
+        <w:rPr>
+          <w:rFonts w:ascii="Microsoft JhengHei" w:hAnsi="Microsoft JhengHei" w:eastAsia="Microsoft JhengHei"/>
+          <w:b/>
+        </w:rPr>
+        <w:t>真實含息</w:t>
+      </w:r>
+      <w:r>
+        <w:rPr>
+          <w:rFonts w:ascii="Microsoft JhengHei" w:hAnsi="Microsoft JhengHei" w:eastAsia="Microsoft JhengHei"/>
+          <w:b w:val="0"/>
+        </w:rPr>
+        <w:t>序列。</w:t>
+      </w:r>
+    </w:p>
+    <w:p>
+      <w:pPr>
+        <w:pStyle w:val="ListBullet"/>
+      </w:pPr>
+      <w:r>
+        <w:rPr>
+          <w:rFonts w:ascii="Microsoft JhengHei" w:hAnsi="Microsoft JhengHei" w:eastAsia="Microsoft JhengHei"/>
+          <w:b/>
+        </w:rPr>
+        <w:t>誠實發現</w:t>
+      </w:r>
+      <w:r>
+        <w:rPr>
+          <w:rFonts w:ascii="Microsoft JhengHei" w:hAnsi="Microsoft JhengHei" w:eastAsia="Microsoft JhengHei"/>
+          <w:b w:val="0"/>
+        </w:rPr>
+        <w:t>:在定期定額下,</w:t>
+      </w:r>
+      <w:r>
+        <w:rPr>
+          <w:rFonts w:ascii="Microsoft JhengHei" w:hAnsi="Microsoft JhengHei" w:eastAsia="Microsoft JhengHei"/>
+          <w:b/>
+        </w:rPr>
+        <w:t>每個起始年 0050 的 MWRR 都賺得比策略多</w:t>
+      </w:r>
+      <w:r>
+        <w:rPr>
+          <w:rFonts w:ascii="Microsoft JhengHei" w:hAnsi="Microsoft JhengHei" w:eastAsia="Microsoft JhengHei"/>
+          <w:b w:val="0"/>
+        </w:rPr>
+        <w:t>(定期定額本身會自動逢低加碼,而 0050 會自我修復);</w:t>
+      </w:r>
+    </w:p>
+    <w:p>
+      <w:r>
+        <w:rPr>
+          <w:rFonts w:ascii="Microsoft JhengHei" w:hAnsi="Microsoft JhengHei" w:eastAsia="Microsoft JhengHei"/>
+          <w:b w:val="0"/>
+        </w:rPr>
+        <w:t>但</w:t>
+      </w:r>
+      <w:r>
+        <w:rPr>
+          <w:rFonts w:ascii="Microsoft JhengHei" w:hAnsi="Microsoft JhengHei" w:eastAsia="Microsoft JhengHei"/>
+          <w:b/>
+        </w:rPr>
+        <w:t>策略的回撤大約只有 0050 的一半</w:t>
+      </w:r>
+      <w:r>
+        <w:rPr>
+          <w:rFonts w:ascii="Microsoft JhengHei" w:hAnsi="Microsoft JhengHei" w:eastAsia="Microsoft JhengHei"/>
+          <w:b w:val="0"/>
+        </w:rPr>
+        <w:t>(空頭時策略減碼躲跌,代價是也躲掉了「趁跌撿便宜」)。</w:t>
+      </w:r>
+    </w:p>
+    <w:p>
+      <w:pPr>
+        <w:pStyle w:val="ListBullet"/>
+      </w:pPr>
+      <w:r>
+        <w:rPr>
+          <w:rFonts w:ascii="Microsoft JhengHei" w:hAnsi="Microsoft JhengHei" w:eastAsia="Microsoft JhengHei"/>
+          <w:b/>
+        </w:rPr>
+        <w:t>一句話</w:t>
+      </w:r>
+      <w:r>
+        <w:rPr>
+          <w:rFonts w:ascii="Microsoft JhengHei" w:hAnsi="Microsoft JhengHei" w:eastAsia="Microsoft JhengHei"/>
+          <w:b w:val="0"/>
+        </w:rPr>
+        <w:t>:想追求長期報酬最大 → 純 0050 定期定額;想睡得著、回撤小 → 才考慮加策略。這頁就是讓你親眼比一次。</w:t>
+      </w:r>
+    </w:p>
+    <w:p>
+      <w:pPr>
+        <w:pStyle w:val="ListBullet"/>
+      </w:pPr>
+      <w:r>
+        <w:rPr>
+          <w:rFonts w:ascii="Microsoft JhengHei" w:hAnsi="Microsoft JhengHei" w:eastAsia="Microsoft JhengHei"/>
+          <w:b/>
+        </w:rPr>
+        <w:t>名詞</w:t>
+      </w:r>
+      <w:r>
+        <w:rPr>
+          <w:rFonts w:ascii="Microsoft JhengHei" w:hAnsi="Microsoft JhengHei" w:eastAsia="Microsoft JhengHei"/>
+          <w:b w:val="0"/>
+        </w:rPr>
+        <w:t>:報酬率有好幾種(ROI/CAGR/IRR/TWRR/MWRR),</w:t>
+      </w:r>
+      <w:r>
+        <w:rPr>
+          <w:rFonts w:ascii="Microsoft JhengHei" w:hAnsi="Microsoft JhengHei" w:eastAsia="Microsoft JhengHei"/>
+          <w:b/>
+        </w:rPr>
+        <w:t>它們都只講報酬、不含風險</w:t>
+      </w:r>
+      <w:r>
+        <w:rPr>
+          <w:rFonts w:ascii="Microsoft JhengHei" w:hAnsi="Microsoft JhengHei" w:eastAsia="Microsoft JhengHei"/>
+          <w:b w:val="0"/>
+        </w:rPr>
+        <w:t>;風險要另看夏普/回撤。有定期扣款時,</w:t>
+      </w:r>
+    </w:p>
+    <w:p>
+      <w:r>
+        <w:rPr>
+          <w:rFonts w:ascii="Microsoft JhengHei" w:hAnsi="Microsoft JhengHei" w:eastAsia="Microsoft JhengHei"/>
+          <w:b w:val="0"/>
+        </w:rPr>
+        <w:t>看</w:t>
+      </w:r>
+      <w:r>
+        <w:rPr>
+          <w:rFonts w:ascii="Microsoft JhengHei" w:hAnsi="Microsoft JhengHei" w:eastAsia="Microsoft JhengHei"/>
+          <w:b/>
+        </w:rPr>
+        <w:t>MWRR</w:t>
+      </w:r>
+      <w:r>
+        <w:rPr>
+          <w:rFonts w:ascii="Microsoft JhengHei" w:hAnsi="Microsoft JhengHei" w:eastAsia="Microsoft JhengHei"/>
+          <w:b w:val="0"/>
+        </w:rPr>
+        <w:t>(把扣款時點權重算進去的個人真實報酬)最貼近你的實際體感。</w:t>
+      </w:r>
+    </w:p>
+    <w:p>
+      <w:pPr>
+        <w:pStyle w:val="Heading3"/>
+      </w:pPr>
+      <w:r>
+        <w:rPr>
+          <w:rFonts w:ascii="Microsoft JhengHei" w:hAnsi="Microsoft JhengHei" w:eastAsia="Microsoft JhengHei"/>
+          <w:b w:val="0"/>
+        </w:rPr>
+        <w:t>10-3. ✨ 雙確認精選 —— 兩套邏輯同時看好的交集</w:t>
+      </w:r>
+    </w:p>
+    <w:p>
+      <w:r>
+        <w:rPr>
+          <w:rFonts w:ascii="Microsoft JhengHei" w:hAnsi="Microsoft JhengHei" w:eastAsia="Microsoft JhengHei"/>
+          <w:b w:val="0"/>
+        </w:rPr>
+        <w:t>把兩種相反性格的排名疊在一起取交集:</w:t>
+      </w:r>
+      <w:r>
+        <w:rPr>
+          <w:rFonts w:ascii="Microsoft JhengHei" w:hAnsi="Microsoft JhengHei" w:eastAsia="Microsoft JhengHei"/>
+          <w:b/>
+        </w:rPr>
+        <w:t>c2(價值/反追高)前 20%</w:t>
+      </w:r>
+      <w:r>
+        <w:rPr>
+          <w:rFonts w:ascii="Microsoft JhengHei" w:hAnsi="Microsoft JhengHei" w:eastAsia="Microsoft JhengHei"/>
+          <w:b w:val="0"/>
+        </w:rPr>
+        <w:t xml:space="preserve"> ∩ </w:t>
+      </w:r>
+      <w:r>
+        <w:rPr>
+          <w:rFonts w:ascii="Microsoft JhengHei" w:hAnsi="Microsoft JhengHei" w:eastAsia="Microsoft JhengHei"/>
+          <w:b/>
+        </w:rPr>
+        <w:t>綜合分(品質/順動能)前 20%</w:t>
+      </w:r>
+      <w:r>
+        <w:rPr>
+          <w:rFonts w:ascii="Microsoft JhengHei" w:hAnsi="Microsoft JhengHei" w:eastAsia="Microsoft JhengHei"/>
+          <w:b w:val="0"/>
+        </w:rPr>
+        <w:t>。</w:t>
+      </w:r>
+      <w:r>
+        <w:t xml:space="preserve"> </w:t>
+      </w:r>
+      <w:r>
+        <w:rPr>
+          <w:rFonts w:ascii="Microsoft JhengHei" w:hAnsi="Microsoft JhengHei" w:eastAsia="Microsoft JhengHei"/>
+          <w:b w:val="0"/>
+        </w:rPr>
+        <w:t>落在交集裡的股票,等於「便宜/沒過熱」與「基本面強/有動能」同時成立,是系統信心最高的一批。頁面**直接附上這籃對</w:t>
+      </w:r>
+      <w:r>
+        <w:t xml:space="preserve"> </w:t>
+      </w:r>
+      <w:r>
+        <w:rPr>
+          <w:rFonts w:ascii="Microsoft JhengHei" w:hAnsi="Microsoft JhengHei" w:eastAsia="Microsoft JhengHei"/>
+          <w:b w:val="0"/>
+        </w:rPr>
+        <w:t>含息 0050 的全循環回測證據**——讓你看到它贏在哪(早年弱多頭段、空頭防禦)、輸在哪(2019-21 大牛與 2022 碎波),</w:t>
+      </w:r>
+      <w:r>
+        <w:t xml:space="preserve"> </w:t>
+      </w:r>
+      <w:r>
+        <w:rPr>
+          <w:rFonts w:ascii="Microsoft JhengHei" w:hAnsi="Microsoft JhengHei" w:eastAsia="Microsoft JhengHei"/>
+          <w:b w:val="0"/>
+        </w:rPr>
+        <w:t>而不是只丟一份沒來由的名單。</w:t>
+      </w:r>
+    </w:p>
+    <w:p>
+      <w:pPr>
+        <w:pStyle w:val="Heading3"/>
+      </w:pPr>
+      <w:r>
+        <w:rPr>
+          <w:rFonts w:ascii="Microsoft JhengHei" w:hAnsi="Microsoft JhengHei" w:eastAsia="Microsoft JhengHei"/>
+          <w:b w:val="0"/>
+        </w:rPr>
+        <w:t>10-4. 📋 實戰演練 —— 把名單當 30 天模擬單練紀律</w:t>
+      </w:r>
+    </w:p>
+    <w:p>
+      <w:r>
+        <w:rPr>
+          <w:rFonts w:ascii="Microsoft JhengHei" w:hAnsi="Microsoft JhengHei" w:eastAsia="Microsoft JhengHei"/>
+          <w:b w:val="0"/>
+        </w:rPr>
+        <w:t>這頁的用途</w:t>
+      </w:r>
+      <w:r>
+        <w:rPr>
+          <w:rFonts w:ascii="Microsoft JhengHei" w:hAnsi="Microsoft JhengHei" w:eastAsia="Microsoft JhengHei"/>
+          <w:b/>
+        </w:rPr>
+        <w:t>不是證明賺不賺錢</w:t>
+      </w:r>
+      <w:r>
+        <w:rPr>
+          <w:rFonts w:ascii="Microsoft JhengHei" w:hAnsi="Microsoft JhengHei" w:eastAsia="Microsoft JhengHei"/>
+          <w:b w:val="0"/>
+        </w:rPr>
+        <w:t>(單一小批 8 檔、20 天的訊噪比太低),而是練</w:t>
+      </w:r>
+      <w:r>
+        <w:rPr>
+          <w:rFonts w:ascii="Microsoft JhengHei" w:hAnsi="Microsoft JhengHei" w:eastAsia="Microsoft JhengHei"/>
+          <w:b/>
+        </w:rPr>
+        <w:t>操作迴圈</w:t>
+      </w:r>
+      <w:r>
+        <w:rPr>
+          <w:rFonts w:ascii="Microsoft JhengHei" w:hAnsi="Microsoft JhengHei" w:eastAsia="Microsoft JhengHei"/>
+          <w:b w:val="0"/>
+        </w:rPr>
+        <w:t>:凍結一份選股計畫卡</w:t>
+      </w:r>
+      <w:r>
+        <w:t xml:space="preserve"> </w:t>
+      </w:r>
+      <w:r>
+        <w:rPr>
+          <w:rFonts w:ascii="Microsoft JhengHei" w:hAnsi="Microsoft JhengHei" w:eastAsia="Microsoft JhengHei"/>
+          <w:b w:val="0"/>
+        </w:rPr>
+        <w:t>(買進時間 T+1 開盤整批、價格區間、賣出時點),照它下模擬單、</w:t>
+      </w:r>
+      <w:r>
+        <w:rPr>
+          <w:rFonts w:ascii="Microsoft JhengHei" w:hAnsi="Microsoft JhengHei" w:eastAsia="Microsoft JhengHei"/>
+          <w:b/>
+        </w:rPr>
+        <w:t>回填實際成交價</w:t>
+      </w:r>
+      <w:r>
+        <w:rPr>
+          <w:rFonts w:ascii="Microsoft JhengHei" w:hAnsi="Microsoft JhengHei" w:eastAsia="Microsoft JhengHei"/>
+          <w:b w:val="0"/>
+        </w:rPr>
+        <w:t>,系統每日自動追蹤你這批 vs 0050、</w:t>
+      </w:r>
+      <w:r>
+        <w:t xml:space="preserve"> </w:t>
+      </w:r>
+      <w:r>
+        <w:rPr>
+          <w:rFonts w:ascii="Microsoft JhengHei" w:hAnsi="Microsoft JhengHei" w:eastAsia="Microsoft JhengHei"/>
+          <w:b w:val="0"/>
+        </w:rPr>
+        <w:t>算滑價(實際成交 vs 理論開盤價),到第 20 個交易日做三方對帳。成本以</w:t>
+      </w:r>
+      <w:r>
+        <w:rPr>
+          <w:rFonts w:ascii="Microsoft JhengHei" w:hAnsi="Microsoft JhengHei" w:eastAsia="Microsoft JhengHei"/>
+          <w:b/>
+        </w:rPr>
+        <w:t>元大零股 6 折</w:t>
+      </w:r>
+      <w:r>
+        <w:rPr>
+          <w:rFonts w:ascii="Microsoft JhengHei" w:hAnsi="Microsoft JhengHei" w:eastAsia="Microsoft JhengHei"/>
+          <w:b w:val="0"/>
+        </w:rPr>
+        <w:t>(買 0.0855%/賣 0.3855%)如實計。</w:t>
+      </w:r>
+    </w:p>
+    <w:p>
+      <w:pPr>
+        <w:pStyle w:val="ListBullet"/>
+      </w:pPr>
+      <w:r>
+        <w:rPr>
+          <w:rFonts w:ascii="Microsoft JhengHei" w:hAnsi="Microsoft JhengHei" w:eastAsia="Microsoft JhengHei"/>
+          <w:b/>
+        </w:rPr>
+        <w:t>重點紀律</w:t>
+      </w:r>
+      <w:r>
+        <w:rPr>
+          <w:rFonts w:ascii="Microsoft JhengHei" w:hAnsi="Microsoft JhengHei" w:eastAsia="Microsoft JhengHei"/>
+          <w:b w:val="0"/>
+        </w:rPr>
+        <w:t>:預測一旦凍結就</w:t>
+      </w:r>
+      <w:r>
+        <w:rPr>
+          <w:rFonts w:ascii="Microsoft JhengHei" w:hAnsi="Microsoft JhengHei" w:eastAsia="Microsoft JhengHei"/>
+          <w:b/>
+        </w:rPr>
+        <w:t>不可事後改</w:t>
+      </w:r>
+      <w:r>
+        <w:rPr>
+          <w:rFonts w:ascii="Microsoft JhengHei" w:hAnsi="Microsoft JhengHei" w:eastAsia="Microsoft JhengHei"/>
+          <w:b w:val="0"/>
+        </w:rPr>
+        <w:t>;成交只回填、不修改計畫。這是把「紙上談兵」變成「照表操課」的地方。</w:t>
+      </w:r>
+    </w:p>
+    <w:p>
+      <w:pPr>
+        <w:pStyle w:val="Heading3"/>
+      </w:pPr>
+      <w:r>
+        <w:rPr>
+          <w:rFonts w:ascii="Microsoft JhengHei" w:hAnsi="Microsoft JhengHei" w:eastAsia="Microsoft JhengHei"/>
+          <w:b w:val="0"/>
+        </w:rPr>
+        <w:t>10-5. 🏭 法人流向 —— 錢每天往哪個產業流</w:t>
+      </w:r>
+    </w:p>
+    <w:p>
+      <w:r>
+        <w:rPr>
+          <w:rFonts w:ascii="Microsoft JhengHei" w:hAnsi="Microsoft JhengHei" w:eastAsia="Microsoft JhengHei"/>
+          <w:b w:val="0"/>
+        </w:rPr>
+        <w:t>把全市場三大法人的</w:t>
+      </w:r>
+      <w:r>
+        <w:rPr>
+          <w:rFonts w:ascii="Microsoft JhengHei" w:hAnsi="Microsoft JhengHei" w:eastAsia="Microsoft JhengHei"/>
+          <w:b/>
+        </w:rPr>
+        <w:t>每日淨買股數 × 收盤價</w:t>
+      </w:r>
+      <w:r>
+        <w:rPr>
+          <w:rFonts w:ascii="Microsoft JhengHei" w:hAnsi="Microsoft JhengHei" w:eastAsia="Microsoft JhengHei"/>
+          <w:b w:val="0"/>
+        </w:rPr>
+        <w:t>換成金額,再依 TEJ 產業別加總,就得到「各產業每日淨流入」。</w:t>
+      </w:r>
+      <w:r>
+        <w:t xml:space="preserve"> </w:t>
+      </w:r>
+      <w:r>
+        <w:rPr>
+          <w:rFonts w:ascii="Microsoft JhengHei" w:hAnsi="Microsoft JhengHei" w:eastAsia="Microsoft JhengHei"/>
+          <w:b w:val="0"/>
+        </w:rPr>
+        <w:t xml:space="preserve">資料歷史來自本機 TEJ 種子(2004 起)、最新一段由證交所 T86 ＋ 櫃買 3insti </w:t>
+      </w:r>
+      <w:r>
+        <w:rPr>
+          <w:rFonts w:ascii="Microsoft JhengHei" w:hAnsi="Microsoft JhengHei" w:eastAsia="Microsoft JhengHei"/>
+          <w:b/>
+        </w:rPr>
+        <w:t>每日 17:30 自動接上</w:t>
+      </w:r>
+      <w:r>
+        <w:rPr>
+          <w:rFonts w:ascii="Microsoft JhengHei" w:hAnsi="Microsoft JhengHei" w:eastAsia="Microsoft JhengHei"/>
+          <w:b w:val="0"/>
+        </w:rPr>
+        <w:t>,全程 0 API。</w:t>
+      </w:r>
+    </w:p>
+    <w:p>
+      <w:pPr>
+        <w:ind w:left="432"/>
+      </w:pPr>
+      <w:r>
+        <w:rPr>
+          <w:rFonts w:ascii="Microsoft JhengHei" w:hAnsi="Microsoft JhengHei" w:eastAsia="Microsoft JhengHei"/>
+          <w:b/>
+          <w:color w:val="404040"/>
+          <w:sz w:val="19"/>
+        </w:rPr>
+        <w:t>⚠️ 先講定位:這是描述圖,不是買賣訊號。</w:t>
+      </w:r>
+      <w:r>
+        <w:rPr>
+          <w:rFonts w:ascii="Microsoft JhengHei" w:hAnsi="Microsoft JhengHei" w:eastAsia="Microsoft JhengHei"/>
+          <w:b w:val="0"/>
+          <w:color w:val="404040"/>
+          <w:sz w:val="19"/>
+        </w:rPr>
+        <w:t xml:space="preserve"> 本專案的實測(法人賣轉買回測)結論是</w:t>
+      </w:r>
+      <w:r>
+        <w:br/>
+      </w:r>
+      <w:r>
+        <w:rPr>
+          <w:rFonts w:ascii="Microsoft JhengHei" w:hAnsi="Microsoft JhengHei" w:eastAsia="Microsoft JhengHei"/>
+          <w:b/>
+          <w:color w:val="404040"/>
+          <w:sz w:val="19"/>
+        </w:rPr>
+        <w:t>「賣轉買 = 反指標」</w:t>
+      </w:r>
+      <w:r>
+        <w:rPr>
+          <w:rFonts w:ascii="Microsoft JhengHei" w:hAnsi="Microsoft JhengHei" w:eastAsia="Microsoft JhengHei"/>
+          <w:b w:val="0"/>
+          <w:color w:val="404040"/>
+          <w:sz w:val="19"/>
+        </w:rPr>
+        <w:t>,只有</w:t>
+      </w:r>
+      <w:r>
+        <w:rPr>
+          <w:rFonts w:ascii="Microsoft JhengHei" w:hAnsi="Microsoft JhengHei" w:eastAsia="Microsoft JhengHei"/>
+          <w:b/>
+          <w:color w:val="404040"/>
+          <w:sz w:val="19"/>
+        </w:rPr>
+        <w:t>持續買</w:t>
+      </w:r>
+      <w:r>
+        <w:rPr>
+          <w:rFonts w:ascii="Microsoft JhengHei" w:hAnsi="Microsoft JhengHei" w:eastAsia="Microsoft JhengHei"/>
+          <w:b w:val="0"/>
+          <w:color w:val="404040"/>
+          <w:sz w:val="19"/>
+        </w:rPr>
+        <w:t>才有微弱邊際。所以請把這頁當「看懂盤面資金結構」用,</w:t>
+      </w:r>
+      <w:r>
+        <w:br/>
+      </w:r>
+      <w:r>
+        <w:rPr>
+          <w:rFonts w:ascii="Microsoft JhengHei" w:hAnsi="Microsoft JhengHei" w:eastAsia="Microsoft JhengHei"/>
+          <w:b/>
+          <w:color w:val="404040"/>
+          <w:sz w:val="19"/>
+        </w:rPr>
+        <w:t>不要</w:t>
+      </w:r>
+      <w:r>
+        <w:rPr>
+          <w:rFonts w:ascii="Microsoft JhengHei" w:hAnsi="Microsoft JhengHei" w:eastAsia="Microsoft JhengHei"/>
+          <w:b w:val="0"/>
+          <w:color w:val="404040"/>
+          <w:sz w:val="19"/>
+        </w:rPr>
+        <w:t>看到某產業被大買就照著追。</w:t>
+      </w:r>
+    </w:p>
+    <w:p>
+      <w:r>
+        <w:rPr>
+          <w:rFonts w:ascii="Microsoft JhengHei" w:hAnsi="Microsoft JhengHei" w:eastAsia="Microsoft JhengHei"/>
+          <w:b/>
+        </w:rPr>
+        <w:t>四個選項怎麼調</w:t>
+      </w:r>
+      <w:r>
+        <w:rPr>
+          <w:rFonts w:ascii="Microsoft JhengHei" w:hAnsi="Microsoft JhengHei" w:eastAsia="Microsoft JhengHei"/>
+          <w:b w:val="0"/>
+        </w:rPr>
+        <w:t>:</w:t>
+      </w:r>
+    </w:p>
+    <w:p>
+      <w:pPr>
+        <w:pStyle w:val="ListBullet"/>
+      </w:pPr>
+      <w:r>
+        <w:rPr>
+          <w:rFonts w:ascii="Microsoft JhengHei" w:hAnsi="Microsoft JhengHei" w:eastAsia="Microsoft JhengHei"/>
+          <w:b/>
+        </w:rPr>
+        <w:t>產業層級</w:t>
+      </w:r>
+      <w:r>
+        <w:rPr>
+          <w:rFonts w:ascii="Microsoft JhengHei" w:hAnsi="Microsoft JhengHei" w:eastAsia="Microsoft JhengHei"/>
+          <w:b w:val="0"/>
+        </w:rPr>
+        <w:t>:子產業(最細,散裝航運/貨櫃輪這種粒度,約 252 類)/ 產業 / 上市產業(最粗,35 類)。想看大方向用粗的,想找主題用細的。</w:t>
+      </w:r>
+    </w:p>
+    <w:p>
+      <w:pPr>
+        <w:pStyle w:val="ListBullet"/>
+      </w:pPr>
+      <w:r>
+        <w:rPr>
+          <w:rFonts w:ascii="Microsoft JhengHei" w:hAnsi="Microsoft JhengHei" w:eastAsia="Microsoft JhengHei"/>
+          <w:b/>
+        </w:rPr>
+        <w:t>法人別</w:t>
+      </w:r>
+      <w:r>
+        <w:rPr>
+          <w:rFonts w:ascii="Microsoft JhengHei" w:hAnsi="Microsoft JhengHei" w:eastAsia="Microsoft JhengHei"/>
+          <w:b w:val="0"/>
+        </w:rPr>
+        <w:t>:外資+投信 / 外資 / 投信。外資量體大、動得慢;投信量小但常是台股主動作多的先行者。</w:t>
+      </w:r>
+    </w:p>
+    <w:p>
+      <w:pPr>
+        <w:pStyle w:val="ListBullet"/>
+      </w:pPr>
+      <w:r>
+        <w:rPr>
+          <w:rFonts w:ascii="Microsoft JhengHei" w:hAnsi="Microsoft JhengHei" w:eastAsia="Microsoft JhengHei"/>
+          <w:b/>
+        </w:rPr>
+        <w:t>期間</w:t>
+      </w:r>
+      <w:r>
+        <w:rPr>
+          <w:rFonts w:ascii="Microsoft JhengHei" w:hAnsi="Microsoft JhengHei" w:eastAsia="Microsoft JhengHei"/>
+          <w:b w:val="0"/>
+        </w:rPr>
+        <w:t>:近 20 / 60 / 120 / 250 日 / 全部。決定「播放」有幾幀、以及「期間累計」算多長。</w:t>
+      </w:r>
+    </w:p>
+    <w:p>
+      <w:pPr>
+        <w:pStyle w:val="ListBullet"/>
+      </w:pPr>
+      <w:r>
+        <w:rPr>
+          <w:rFonts w:ascii="Microsoft JhengHei" w:hAnsi="Microsoft JhengHei" w:eastAsia="Microsoft JhengHei"/>
+          <w:b/>
+        </w:rPr>
+        <w:t>量綱</w:t>
+      </w:r>
+      <w:r>
+        <w:rPr>
+          <w:rFonts w:ascii="Microsoft JhengHei" w:hAnsi="Microsoft JhengHei" w:eastAsia="Microsoft JhengHei"/>
+          <w:b w:val="0"/>
+        </w:rPr>
+        <w:t>:這頁最重要的一個開關 ——</w:t>
+      </w:r>
+    </w:p>
+    <w:p>
+      <w:pPr>
+        <w:pStyle w:val="ListBullet"/>
+      </w:pPr>
+      <w:r>
+        <w:rPr>
+          <w:rFonts w:ascii="Microsoft JhengHei" w:hAnsi="Microsoft JhengHei" w:eastAsia="Microsoft JhengHei"/>
+          <w:b/>
+        </w:rPr>
+        <w:t>億元</w:t>
+      </w:r>
+      <w:r>
+        <w:rPr>
+          <w:rFonts w:ascii="Microsoft JhengHei" w:hAnsi="Microsoft JhengHei" w:eastAsia="Microsoft JhengHei"/>
+          <w:b w:val="0"/>
+        </w:rPr>
+        <w:t>:絕對金額。缺點是</w:t>
+      </w:r>
+      <w:r>
+        <w:rPr>
+          <w:rFonts w:ascii="Microsoft JhengHei" w:hAnsi="Microsoft JhengHei" w:eastAsia="Microsoft JhengHei"/>
+          <w:b/>
+        </w:rPr>
+        <w:t>權值股會吃掉整張圖</w:t>
+      </w:r>
+      <w:r>
+        <w:rPr>
+          <w:rFonts w:ascii="Microsoft JhengHei" w:hAnsi="Microsoft JhengHei" w:eastAsia="Microsoft JhengHei"/>
+          <w:b w:val="0"/>
+        </w:rPr>
+        <w:t>(晶圓代工一天可以 −1121 億,其他產業全被壓成細絲)。</w:t>
+      </w:r>
+    </w:p>
+    <w:p>
+      <w:pPr>
+        <w:pStyle w:val="ListBullet"/>
+      </w:pPr>
+      <w:r>
+        <w:rPr>
+          <w:rFonts w:ascii="Microsoft JhengHei" w:hAnsi="Microsoft JhengHei" w:eastAsia="Microsoft JhengHei"/>
+          <w:b/>
+        </w:rPr>
+        <w:t>占成交額 %</w:t>
+      </w:r>
+      <w:r>
+        <w:rPr>
+          <w:rFonts w:ascii="Microsoft JhengHei" w:hAnsi="Microsoft JhengHei" w:eastAsia="Microsoft JhengHei"/>
+          <w:b w:val="0"/>
+        </w:rPr>
+        <w:t>:淨流入 ÷ 該產業同期成交額。把大小產業拉到</w:t>
+      </w:r>
+      <w:r>
+        <w:rPr>
+          <w:rFonts w:ascii="Microsoft JhengHei" w:hAnsi="Microsoft JhengHei" w:eastAsia="Microsoft JhengHei"/>
+          <w:b/>
+        </w:rPr>
+        <w:t>同一把尺</w:t>
+      </w:r>
+      <w:r>
+        <w:rPr>
+          <w:rFonts w:ascii="Microsoft JhengHei" w:hAnsi="Microsoft JhengHei" w:eastAsia="Microsoft JhengHei"/>
+          <w:b w:val="0"/>
+        </w:rPr>
+        <w:t>上比,小產業的「相對吸金強度」才看得見。</w:t>
+      </w:r>
+      <w:r>
+        <w:t xml:space="preserve"> </w:t>
+      </w:r>
+      <w:r>
+        <w:rPr>
+          <w:rFonts w:ascii="Microsoft JhengHei" w:hAnsi="Microsoft JhengHei" w:eastAsia="Microsoft JhengHei"/>
+          <w:b w:val="0"/>
+        </w:rPr>
+        <w:t>例:全期累計用「億元」看,賣超榜由晶圓代工 −10,000 億獨佔;換成「%」,它只是排在賣方尾段,買超頭部變成金融控股/電信及IDC/本國銀行。</w:t>
+      </w:r>
+    </w:p>
+    <w:p>
+      <w:r>
+        <w:rPr>
+          <w:rFonts w:ascii="Microsoft JhengHei" w:hAnsi="Microsoft JhengHei" w:eastAsia="Microsoft JhengHei"/>
+          <w:b/>
+        </w:rPr>
+        <w:t>三種檢視</w:t>
+      </w:r>
+      <w:r>
+        <w:rPr>
+          <w:rFonts w:ascii="Microsoft JhengHei" w:hAnsi="Microsoft JhengHei" w:eastAsia="Microsoft JhengHei"/>
+          <w:b w:val="0"/>
+        </w:rPr>
+        <w:t>:</w:t>
+      </w:r>
+    </w:p>
+    <w:p>
+      <w:pPr>
+        <w:pStyle w:val="ListBullet"/>
+      </w:pPr>
+      <w:r>
+        <w:rPr>
+          <w:rFonts w:ascii="Microsoft JhengHei" w:hAnsi="Microsoft JhengHei" w:eastAsia="Microsoft JhengHei"/>
+          <w:b/>
+        </w:rPr>
+        <w:t>單日掃描(可移動)</w:t>
+      </w:r>
+      <w:r>
+        <w:rPr>
+          <w:rFonts w:ascii="Microsoft JhengHei" w:hAnsi="Microsoft JhengHei" w:eastAsia="Microsoft JhengHei"/>
+          <w:b w:val="0"/>
+        </w:rPr>
+        <w:t xml:space="preserve">:某一天的產業淨流入排行(紅=買、綠=賣,台股慣例)。按 </w:t>
+      </w:r>
+      <w:r>
+        <w:rPr>
+          <w:rFonts w:ascii="Microsoft JhengHei" w:hAnsi="Microsoft JhengHei" w:eastAsia="Microsoft JhengHei"/>
+          <w:b/>
+        </w:rPr>
+        <w:t>▶ 播放連續天數</w:t>
+      </w:r>
+      <w:r>
+        <w:rPr>
+          <w:rFonts w:ascii="Microsoft JhengHei" w:hAnsi="Microsoft JhengHei" w:eastAsia="Microsoft JhengHei"/>
+          <w:b w:val="0"/>
+        </w:rPr>
+        <w:t>會逐日推進,</w:t>
+      </w:r>
+    </w:p>
+    <w:p>
+      <w:r>
+        <w:rPr>
+          <w:rFonts w:ascii="Microsoft JhengHei" w:hAnsi="Microsoft JhengHei" w:eastAsia="Microsoft JhengHei"/>
+          <w:b w:val="0"/>
+        </w:rPr>
+        <w:t>看得到資金在產業間輪動的過程;也可以拖滑桿手動掃到任何一天。期間拉太長時會自動抽幀(畫面會告訴你「每 N 日抽 1 幀」)。</w:t>
+      </w:r>
+    </w:p>
+    <w:p>
+      <w:pPr>
+        <w:pStyle w:val="ListBullet"/>
+      </w:pPr>
+      <w:r>
+        <w:rPr>
+          <w:rFonts w:ascii="Microsoft JhengHei" w:hAnsi="Microsoft JhengHei" w:eastAsia="Microsoft JhengHei"/>
+          <w:b/>
+        </w:rPr>
+        <w:t>期間累計</w:t>
+      </w:r>
+      <w:r>
+        <w:rPr>
+          <w:rFonts w:ascii="Microsoft JhengHei" w:hAnsi="Microsoft JhengHei" w:eastAsia="Microsoft JhengHei"/>
+          <w:b w:val="0"/>
+        </w:rPr>
+        <w:t>:整段期間誰累積吸金最多 / 失血最多,下面再附</w:t>
+      </w:r>
+      <w:r>
+        <w:rPr>
+          <w:rFonts w:ascii="Microsoft JhengHei" w:hAnsi="Microsoft JhengHei" w:eastAsia="Microsoft JhengHei"/>
+          <w:b/>
+        </w:rPr>
+        <w:t>前 5 名的累計趨勢線</w:t>
+      </w:r>
+      <w:r>
+        <w:rPr>
+          <w:rFonts w:ascii="Microsoft JhengHei" w:hAnsi="Microsoft JhengHei" w:eastAsia="Microsoft JhengHei"/>
+          <w:b w:val="0"/>
+        </w:rPr>
+        <w:t xml:space="preserve"> —— 用來分辨</w:t>
+      </w:r>
+    </w:p>
+    <w:p>
+      <w:r>
+        <w:rPr>
+          <w:rFonts w:ascii="Microsoft JhengHei" w:hAnsi="Microsoft JhengHei" w:eastAsia="Microsoft JhengHei"/>
+          <w:b w:val="0"/>
+        </w:rPr>
+        <w:t>「</w:t>
+      </w:r>
+      <w:r>
+        <w:rPr>
+          <w:rFonts w:ascii="Microsoft JhengHei" w:hAnsi="Microsoft JhengHei" w:eastAsia="Microsoft JhengHei"/>
+          <w:b/>
+        </w:rPr>
+        <w:t>持續吸金</w:t>
+      </w:r>
+      <w:r>
+        <w:rPr>
+          <w:rFonts w:ascii="Microsoft JhengHei" w:hAnsi="Microsoft JhengHei" w:eastAsia="Microsoft JhengHei"/>
+          <w:b w:val="0"/>
+        </w:rPr>
+        <w:t>」和「</w:t>
+      </w:r>
+      <w:r>
+        <w:rPr>
+          <w:rFonts w:ascii="Microsoft JhengHei" w:hAnsi="Microsoft JhengHei" w:eastAsia="Microsoft JhengHei"/>
+          <w:b/>
+        </w:rPr>
+        <w:t>單日爆量</w:t>
+      </w:r>
+      <w:r>
+        <w:rPr>
+          <w:rFonts w:ascii="Microsoft JhengHei" w:hAnsi="Microsoft JhengHei" w:eastAsia="Microsoft JhengHei"/>
+          <w:b w:val="0"/>
+        </w:rPr>
+        <w:t>」:一路往上爬的是前者,一根跳上去然後平掉的是後者。</w:t>
+      </w:r>
+    </w:p>
+    <w:p>
+      <w:pPr>
+        <w:pStyle w:val="ListBullet"/>
+      </w:pPr>
+      <w:r>
+        <w:rPr>
+          <w:rFonts w:ascii="Microsoft JhengHei" w:hAnsi="Microsoft JhengHei" w:eastAsia="Microsoft JhengHei"/>
+          <w:b/>
+        </w:rPr>
+        <w:t>產業地圖(Treemap)</w:t>
+      </w:r>
+      <w:r>
+        <w:rPr>
+          <w:rFonts w:ascii="Microsoft JhengHei" w:hAnsi="Microsoft JhengHei" w:eastAsia="Microsoft JhengHei"/>
+          <w:b w:val="0"/>
+        </w:rPr>
+        <w:t>:</w:t>
+      </w:r>
+      <w:r>
+        <w:rPr>
+          <w:rFonts w:ascii="Microsoft JhengHei" w:hAnsi="Microsoft JhengHei" w:eastAsia="Microsoft JhengHei"/>
+          <w:b/>
+        </w:rPr>
+        <w:t>方塊大小 = 成交額</w:t>
+      </w:r>
+      <w:r>
+        <w:rPr>
+          <w:rFonts w:ascii="Microsoft JhengHei" w:hAnsi="Microsoft JhengHei" w:eastAsia="Microsoft JhengHei"/>
+          <w:b w:val="0"/>
+        </w:rPr>
+        <w:t>(這個產業有多少資金在裡面跑)、</w:t>
+      </w:r>
+      <w:r>
+        <w:rPr>
+          <w:rFonts w:ascii="Microsoft JhengHei" w:hAnsi="Microsoft JhengHei" w:eastAsia="Microsoft JhengHei"/>
+          <w:b/>
+        </w:rPr>
+        <w:t>方塊顏色 = 法人淨流入</w:t>
+      </w:r>
+    </w:p>
+    <w:p>
+      <w:r>
+        <w:rPr>
+          <w:rFonts w:ascii="Microsoft JhengHei" w:hAnsi="Microsoft JhengHei" w:eastAsia="Microsoft JhengHei"/>
+          <w:b w:val="0"/>
+        </w:rPr>
+        <w:t>(紅=買超、綠=賣超)。一眼看完「台股的錢集中在哪幾塊、其中哪幾塊法人在買」,類似盤後常見的產業熱圖。</w:t>
+      </w:r>
+      <w:r>
+        <w:t xml:space="preserve"> </w:t>
+      </w:r>
+      <w:r>
+        <w:rPr>
+          <w:rFonts w:ascii="Microsoft JhengHei" w:hAnsi="Microsoft JhengHei" w:eastAsia="Microsoft JhengHei"/>
+          <w:b w:val="0"/>
+        </w:rPr>
+        <w:t>可切「單日 / 期間累計」。</w:t>
+      </w:r>
+    </w:p>
+    <w:p>
+      <w:r>
+        <w:rPr>
+          <w:rFonts w:ascii="Microsoft JhengHei" w:hAnsi="Microsoft JhengHei" w:eastAsia="Microsoft JhengHei"/>
+          <w:b/>
+        </w:rPr>
+        <w:t>什麼時候用哪一種</w:t>
+      </w:r>
+      <w:r>
+        <w:rPr>
+          <w:rFonts w:ascii="Microsoft JhengHei" w:hAnsi="Microsoft JhengHei" w:eastAsia="Microsoft JhengHei"/>
+          <w:b w:val="0"/>
+        </w:rPr>
+        <w:t>:想知道</w:t>
+      </w:r>
+      <w:r>
+        <w:rPr>
+          <w:rFonts w:ascii="Microsoft JhengHei" w:hAnsi="Microsoft JhengHei" w:eastAsia="Microsoft JhengHei"/>
+          <w:b/>
+        </w:rPr>
+        <w:t>精確排名與數字</w:t>
+      </w:r>
+      <w:r>
+        <w:rPr>
+          <w:rFonts w:ascii="Microsoft JhengHei" w:hAnsi="Microsoft JhengHei" w:eastAsia="Microsoft JhengHei"/>
+          <w:b w:val="0"/>
+        </w:rPr>
+        <w:t>用長條圖(前兩種)——長度是人眼判讀最準的通道;</w:t>
+      </w:r>
+      <w:r>
+        <w:t xml:space="preserve"> </w:t>
+      </w:r>
+      <w:r>
+        <w:rPr>
+          <w:rFonts w:ascii="Microsoft JhengHei" w:hAnsi="Microsoft JhengHei" w:eastAsia="Microsoft JhengHei"/>
+          <w:b w:val="0"/>
+        </w:rPr>
+        <w:t>想知道</w:t>
+      </w:r>
+      <w:r>
+        <w:rPr>
+          <w:rFonts w:ascii="Microsoft JhengHei" w:hAnsi="Microsoft JhengHei" w:eastAsia="Microsoft JhengHei"/>
+          <w:b/>
+        </w:rPr>
+        <w:t>整體版圖與資金分布</w:t>
+      </w:r>
+      <w:r>
+        <w:rPr>
+          <w:rFonts w:ascii="Microsoft JhengHei" w:hAnsi="Microsoft JhengHei" w:eastAsia="Microsoft JhengHei"/>
+          <w:b w:val="0"/>
+        </w:rPr>
+        <w:t>用產業地圖——但面積的判讀精度天生比長度差,所以它是拿來「看形勢」的,</w:t>
+      </w:r>
+      <w:r>
+        <w:t xml:space="preserve"> </w:t>
+      </w:r>
+      <w:r>
+        <w:rPr>
+          <w:rFonts w:ascii="Microsoft JhengHei" w:hAnsi="Microsoft JhengHei" w:eastAsia="Microsoft JhengHei"/>
+          <w:b w:val="0"/>
+        </w:rPr>
+        <w:t>不是拿來比大小的。兩者是互補,不是誰取代誰。</w:t>
+      </w:r>
+    </w:p>
+    <w:p>
+      <w:pPr>
+        <w:ind w:left="432"/>
+      </w:pPr>
+      <w:r>
+        <w:rPr>
+          <w:rFonts w:ascii="Microsoft JhengHei" w:hAnsi="Microsoft JhengHei" w:eastAsia="Microsoft JhengHei"/>
+          <w:b w:val="0"/>
+          <w:color w:val="404040"/>
+          <w:sz w:val="19"/>
+        </w:rPr>
+        <w:t>Treemap 只畫成交額最大的幾個產業(跟著「顯示產業數」滑桿走),圖下方會**明白告訴你畫了幾個、</w:t>
+      </w:r>
+      <w:r>
+        <w:br/>
+      </w:r>
+      <w:r>
+        <w:rPr>
+          <w:rFonts w:ascii="Microsoft JhengHei" w:hAnsi="Microsoft JhengHei" w:eastAsia="Microsoft JhengHei"/>
+          <w:b w:val="0"/>
+          <w:color w:val="404040"/>
+          <w:sz w:val="19"/>
+        </w:rPr>
+        <w:t>占全部產業成交額幾 %、沒畫的是哪些**(排名之後的 / 薄量被剔除的),不會默默省略。方塊太小時不標字,滑上去看 tooltip。</w:t>
+      </w:r>
+    </w:p>
+    <w:p>
+      <w:r>
+        <w:rPr>
+          <w:rFonts w:ascii="Microsoft JhengHei" w:hAnsi="Microsoft JhengHei" w:eastAsia="Microsoft JhengHei"/>
+          <w:b/>
+        </w:rPr>
+        <w:t>怎麼讀這些圖(視覺語言)</w:t>
+      </w:r>
+      <w:r>
+        <w:rPr>
+          <w:rFonts w:ascii="Microsoft JhengHei" w:hAnsi="Microsoft JhengHei" w:eastAsia="Microsoft JhengHei"/>
+          <w:b w:val="0"/>
+        </w:rPr>
+        <w:t>:</w:t>
+      </w:r>
+    </w:p>
+    <w:p>
+      <w:pPr>
+        <w:pStyle w:val="ListBullet"/>
+      </w:pPr>
+      <w:r>
+        <w:rPr>
+          <w:rFonts w:ascii="Microsoft JhengHei" w:hAnsi="Microsoft JhengHei" w:eastAsia="Microsoft JhengHei"/>
+          <w:b/>
+        </w:rPr>
+        <w:t>顏色 = 方向</w:t>
+      </w:r>
+      <w:r>
+        <w:rPr>
+          <w:rFonts w:ascii="Microsoft JhengHei" w:hAnsi="Microsoft JhengHei" w:eastAsia="Microsoft JhengHei"/>
+          <w:b w:val="0"/>
+        </w:rPr>
+        <w:t>:</w:t>
+      </w:r>
+      <w:r>
+        <w:rPr>
+          <w:rFonts w:ascii="Microsoft JhengHei" w:hAnsi="Microsoft JhengHei" w:eastAsia="Microsoft JhengHei"/>
+          <w:b/>
+        </w:rPr>
+        <w:t>紅 = 買超、綠 = 賣超</w:t>
+      </w:r>
+      <w:r>
+        <w:rPr>
+          <w:rFonts w:ascii="Microsoft JhengHei" w:hAnsi="Microsoft JhengHei" w:eastAsia="Microsoft JhengHei"/>
+          <w:b w:val="0"/>
+        </w:rPr>
+        <w:t>(台股慣例,與歐美相反)。顏色只負責告訴你方向,不負責告訴你大小。</w:t>
+      </w:r>
+    </w:p>
+    <w:p>
+      <w:pPr>
+        <w:pStyle w:val="ListBullet"/>
+      </w:pPr>
+      <w:r>
+        <w:rPr>
+          <w:rFonts w:ascii="Microsoft JhengHei" w:hAnsi="Microsoft JhengHei" w:eastAsia="Microsoft JhengHei"/>
+          <w:b/>
+        </w:rPr>
+        <w:t>長度 = 數值</w:t>
+      </w:r>
+      <w:r>
+        <w:rPr>
+          <w:rFonts w:ascii="Microsoft JhengHei" w:hAnsi="Microsoft JhengHei" w:eastAsia="Microsoft JhengHei"/>
+          <w:b w:val="0"/>
+        </w:rPr>
+        <w:t>:長條有多長就是流入多少,這是最準的一條線索。</w:t>
+      </w:r>
+    </w:p>
+    <w:p>
+      <w:pPr>
+        <w:pStyle w:val="ListBullet"/>
+      </w:pPr>
+      <w:r>
+        <w:rPr>
+          <w:rFonts w:ascii="Microsoft JhengHei" w:hAnsi="Microsoft JhengHei" w:eastAsia="Microsoft JhengHei"/>
+          <w:b/>
+        </w:rPr>
+        <w:t>透明度 = 金額大小</w:t>
+      </w:r>
+      <w:r>
+        <w:rPr>
+          <w:rFonts w:ascii="Microsoft JhengHei" w:hAnsi="Microsoft JhengHei" w:eastAsia="Microsoft JhengHei"/>
+          <w:b w:val="0"/>
+        </w:rPr>
+        <w:t>:小額會淡出、大額才會全滿。用意是壓掉中段一堆短長條的干擾,</w:t>
+      </w:r>
+    </w:p>
+    <w:p>
+      <w:r>
+        <w:rPr>
+          <w:rFonts w:ascii="Microsoft JhengHei" w:hAnsi="Microsoft JhengHei" w:eastAsia="Microsoft JhengHei"/>
+          <w:b w:val="0"/>
+        </w:rPr>
+        <w:t>讓真正的大額資金一眼跳出來。淡的不是「沒資料」,是「相對小」。</w:t>
+      </w:r>
+    </w:p>
+    <w:p>
+      <w:pPr>
+        <w:pStyle w:val="ListBullet"/>
+      </w:pPr>
+      <w:r>
+        <w:rPr>
+          <w:rFonts w:ascii="Microsoft JhengHei" w:hAnsi="Microsoft JhengHei" w:eastAsia="Microsoft JhengHei"/>
+          <w:b/>
+        </w:rPr>
+        <w:t>數字直接標在長條尾端</w:t>
+      </w:r>
+      <w:r>
+        <w:rPr>
+          <w:rFonts w:ascii="Microsoft JhengHei" w:hAnsi="Microsoft JhengHei" w:eastAsia="Microsoft JhengHei"/>
+          <w:b w:val="0"/>
+        </w:rPr>
+        <w:t>,不必去對 X 軸或把滑鼠移上去。</w:t>
+      </w:r>
+    </w:p>
+    <w:p>
+      <w:pPr>
+        <w:pStyle w:val="ListBullet"/>
+      </w:pPr>
+      <w:r>
+        <w:rPr>
+          <w:rFonts w:ascii="Microsoft JhengHei" w:hAnsi="Microsoft JhengHei" w:eastAsia="Microsoft JhengHei"/>
+          <w:b/>
+        </w:rPr>
+        <w:t>由上而下 = 買最多 → 中間 → 賣最多</w:t>
+      </w:r>
+      <w:r>
+        <w:rPr>
+          <w:rFonts w:ascii="Microsoft JhengHei" w:hAnsi="Microsoft JhengHei" w:eastAsia="Microsoft JhengHei"/>
+          <w:b w:val="0"/>
+        </w:rPr>
+        <w:t>,長條圖與成分股圖都是這個順序。</w:t>
+      </w:r>
+    </w:p>
+    <w:p>
+      <w:pPr>
+        <w:pStyle w:val="ListBullet"/>
+      </w:pPr>
+      <w:r>
+        <w:rPr>
+          <w:rFonts w:ascii="Microsoft JhengHei" w:hAnsi="Microsoft JhengHei" w:eastAsia="Microsoft JhengHei"/>
+          <w:b/>
+        </w:rPr>
+        <w:t>Treemap 的色階是三段式</w:t>
+      </w:r>
+      <w:r>
+        <w:rPr>
+          <w:rFonts w:ascii="Microsoft JhengHei" w:hAnsi="Microsoft JhengHei" w:eastAsia="Microsoft JhengHei"/>
+          <w:b w:val="0"/>
+        </w:rPr>
+        <w:t>:0 附近會退到接近背景色(不搶注意力)、兩端才拉滿飽和 —— 「極端值亮如發光、中間值暗如背景」。</w:t>
+      </w:r>
+    </w:p>
+    <w:p>
+      <w:r>
+        <w:rPr>
+          <w:rFonts w:ascii="Microsoft JhengHei" w:hAnsi="Microsoft JhengHei" w:eastAsia="Microsoft JhengHei"/>
+          <w:b/>
+        </w:rPr>
+        <w:t>「配色」選項</w:t>
+      </w:r>
+      <w:r>
+        <w:rPr>
+          <w:rFonts w:ascii="Microsoft JhengHei" w:hAnsi="Microsoft JhengHei" w:eastAsia="Microsoft JhengHei"/>
+          <w:b w:val="0"/>
+        </w:rPr>
+        <w:t>:網站會跟著你</w:t>
+      </w:r>
+      <w:r>
+        <w:rPr>
+          <w:rFonts w:ascii="Microsoft JhengHei" w:hAnsi="Microsoft JhengHei" w:eastAsia="Microsoft JhengHei"/>
+          <w:b/>
+        </w:rPr>
+        <w:t>瀏覽器/系統的深淺色模式</w:t>
+      </w:r>
+      <w:r>
+        <w:rPr>
+          <w:rFonts w:ascii="Microsoft JhengHei" w:hAnsi="Microsoft JhengHei" w:eastAsia="Microsoft JhengHei"/>
+          <w:b w:val="0"/>
+        </w:rPr>
+        <w:t>自動切換介面主題,所以配色也有兩組:</w:t>
+      </w:r>
+      <w:r>
+        <w:t xml:space="preserve"> </w:t>
+      </w:r>
+      <w:r>
+        <w:rPr>
+          <w:rFonts w:ascii="Microsoft JhengHei" w:hAnsi="Microsoft JhengHei" w:eastAsia="Microsoft JhengHei"/>
+          <w:b/>
+        </w:rPr>
+        <w:t>淺色底</w:t>
+      </w:r>
+      <w:r>
+        <w:rPr>
+          <w:rFonts w:ascii="Microsoft JhengHei" w:hAnsi="Microsoft JhengHei" w:eastAsia="Microsoft JhengHei"/>
+          <w:b w:val="0"/>
+        </w:rPr>
+        <w:t>(白底用,零軸退向近白)與</w:t>
+      </w:r>
+      <w:r>
+        <w:rPr>
+          <w:rFonts w:ascii="Microsoft JhengHei" w:hAnsi="Microsoft JhengHei" w:eastAsia="Microsoft JhengHei"/>
+          <w:b/>
+        </w:rPr>
+        <w:t>深色底(霓虹)</w:t>
+      </w:r>
+      <w:r>
+        <w:rPr>
+          <w:rFonts w:ascii="Microsoft JhengHei" w:hAnsi="Microsoft JhengHei" w:eastAsia="Microsoft JhengHei"/>
+          <w:b w:val="0"/>
+        </w:rPr>
+        <w:t>(深色模式用,</w:t>
+      </w:r>
+      <w:r>
+        <w:rPr>
+          <w:rFonts w:ascii="Consolas" w:hAnsi="Consolas" w:eastAsia="Consolas"/>
+          <w:b w:val="0"/>
+          <w:color w:val="8B0000"/>
+          <w:sz w:val="19"/>
+        </w:rPr>
+        <w:t>#FF1744</w:t>
+      </w:r>
+      <w:r>
+        <w:rPr>
+          <w:rFonts w:ascii="Microsoft JhengHei" w:hAnsi="Microsoft JhengHei" w:eastAsia="Microsoft JhengHei"/>
+          <w:b w:val="0"/>
+        </w:rPr>
+        <w:t>買/</w:t>
+      </w:r>
+      <w:r>
+        <w:rPr>
+          <w:rFonts w:ascii="Consolas" w:hAnsi="Consolas" w:eastAsia="Consolas"/>
+          <w:b w:val="0"/>
+          <w:color w:val="8B0000"/>
+          <w:sz w:val="19"/>
+        </w:rPr>
+        <w:t>#00E676</w:t>
+      </w:r>
+      <w:r>
+        <w:rPr>
+          <w:rFonts w:ascii="Microsoft JhengHei" w:hAnsi="Microsoft JhengHei" w:eastAsia="Microsoft JhengHei"/>
+          <w:b w:val="0"/>
+        </w:rPr>
+        <w:t>賣 高彩度)。</w:t>
+      </w:r>
+      <w:r>
+        <w:t xml:space="preserve"> </w:t>
+      </w:r>
+      <w:r>
+        <w:rPr>
+          <w:rFonts w:ascii="Microsoft JhengHei" w:hAnsi="Microsoft JhengHei" w:eastAsia="Microsoft JhengHei"/>
+          <w:b w:val="0"/>
+        </w:rPr>
+        <w:t xml:space="preserve">系統會自動幫你選,選錯了自己切一下就好 —— </w:t>
+      </w:r>
+      <w:r>
+        <w:rPr>
+          <w:rFonts w:ascii="Microsoft JhengHei" w:hAnsi="Microsoft JhengHei" w:eastAsia="Microsoft JhengHei"/>
+          <w:b/>
+        </w:rPr>
+        <w:t>拿深色底那組配白底會刺眼、拿淺色底配深色底會偏灰</w:t>
+      </w:r>
+      <w:r>
+        <w:rPr>
+          <w:rFonts w:ascii="Microsoft JhengHei" w:hAnsi="Microsoft JhengHei" w:eastAsia="Microsoft JhengHei"/>
+          <w:b w:val="0"/>
+        </w:rPr>
+        <w:t>。</w:t>
+      </w:r>
+    </w:p>
+    <w:p>
+      <w:r>
+        <w:rPr>
+          <w:rFonts w:ascii="Microsoft JhengHei" w:hAnsi="Microsoft JhengHei" w:eastAsia="Microsoft JhengHei"/>
+          <w:b/>
+        </w:rPr>
+        <w:t>下鑽成分股</w:t>
+      </w:r>
+      <w:r>
+        <w:rPr>
+          <w:rFonts w:ascii="Microsoft JhengHei" w:hAnsi="Microsoft JhengHei" w:eastAsia="Microsoft JhengHei"/>
+          <w:b w:val="0"/>
+        </w:rPr>
+        <w:t>:選一個產業展開,看是</w:t>
+      </w:r>
+      <w:r>
+        <w:rPr>
+          <w:rFonts w:ascii="Microsoft JhengHei" w:hAnsi="Microsoft JhengHei" w:eastAsia="Microsoft JhengHei"/>
+          <w:b/>
+        </w:rPr>
+        <w:t>哪幾檔</w:t>
+      </w:r>
+      <w:r>
+        <w:rPr>
+          <w:rFonts w:ascii="Microsoft JhengHei" w:hAnsi="Microsoft JhengHei" w:eastAsia="Microsoft JhengHei"/>
+          <w:b w:val="0"/>
+        </w:rPr>
+        <w:t>撐起這條資金流。貼代號回「個股分析」就能看那檔的四維度深評。</w:t>
+      </w:r>
+    </w:p>
+    <w:p>
+      <w:r>
+        <w:rPr>
+          <w:rFonts w:ascii="Microsoft JhengHei" w:hAnsi="Microsoft JhengHei" w:eastAsia="Microsoft JhengHei"/>
+          <w:b/>
+        </w:rPr>
+        <w:t>三個要知道的限制</w:t>
+      </w:r>
+      <w:r>
+        <w:rPr>
+          <w:rFonts w:ascii="Microsoft JhengHei" w:hAnsi="Microsoft JhengHei" w:eastAsia="Microsoft JhengHei"/>
+          <w:b w:val="0"/>
+        </w:rPr>
+        <w:t>:</w:t>
+      </w:r>
+    </w:p>
+    <w:p>
+      <w:pPr>
+        <w:pStyle w:val="ListBullet"/>
+      </w:pPr>
+      <w:r>
+        <w:rPr>
+          <w:rFonts w:ascii="Microsoft JhengHei" w:hAnsi="Microsoft JhengHei" w:eastAsia="Microsoft JhengHei"/>
+          <w:b/>
+        </w:rPr>
+        <w:t>產業分類是「現在的」分類表套到歷史</w:t>
+      </w:r>
+      <w:r>
+        <w:rPr>
+          <w:rFonts w:ascii="Microsoft JhengHei" w:hAnsi="Microsoft JhengHei" w:eastAsia="Microsoft JhengHei"/>
+          <w:b w:val="0"/>
+        </w:rPr>
+        <w:t>,已下市的股票對不到產業會被丟掉 → 有存活者偏誤。看盤面可以,</w:t>
+      </w:r>
+      <w:r>
+        <w:rPr>
+          <w:rFonts w:ascii="Microsoft JhengHei" w:hAnsi="Microsoft JhengHei" w:eastAsia="Microsoft JhengHei"/>
+          <w:b/>
+        </w:rPr>
+        <w:t>別拿它當回測結論</w:t>
+      </w:r>
+      <w:r>
+        <w:rPr>
+          <w:rFonts w:ascii="Microsoft JhengHei" w:hAnsi="Microsoft JhengHei" w:eastAsia="Microsoft JhengHei"/>
+          <w:b w:val="0"/>
+        </w:rPr>
+        <w:t>。</w:t>
+      </w:r>
+    </w:p>
+    <w:p>
+      <w:pPr>
+        <w:pStyle w:val="ListBullet"/>
+      </w:pPr>
+      <w:r>
+        <w:rPr>
+          <w:rFonts w:ascii="Microsoft JhengHei" w:hAnsi="Microsoft JhengHei" w:eastAsia="Microsoft JhengHei"/>
+          <w:b/>
+        </w:rPr>
+        <w:t>占比口徑在指數調整日會爆表</w:t>
+      </w:r>
+      <w:r>
+        <w:rPr>
+          <w:rFonts w:ascii="Microsoft JhengHei" w:hAnsi="Microsoft JhengHei" w:eastAsia="Microsoft JhengHei"/>
+          <w:b w:val="0"/>
+        </w:rPr>
+        <w:t>(整個族群同一天 40–60% 都可能)。數字是真的,但那多半是被動資金的機械式買盤,不是主動看多。</w:t>
+      </w:r>
+    </w:p>
+    <w:p>
+      <w:pPr>
+        <w:pStyle w:val="ListBullet"/>
+      </w:pPr>
+      <w:r>
+        <w:rPr>
+          <w:rFonts w:ascii="Microsoft JhengHei" w:hAnsi="Microsoft JhengHei" w:eastAsia="Microsoft JhengHei"/>
+          <w:b/>
+        </w:rPr>
+        <w:t>薄量產業已被剔除</w:t>
+      </w:r>
+      <w:r>
+        <w:rPr>
+          <w:rFonts w:ascii="Microsoft JhengHei" w:hAnsi="Microsoft JhengHei" w:eastAsia="Microsoft JhengHei"/>
+          <w:b w:val="0"/>
+        </w:rPr>
+        <w:t>(占比模式下成交額 &lt; 5 億/日),否則小產業會做出 ±100% 的假極端。</w:t>
+      </w:r>
+    </w:p>
+    <w:p>
+      <w:pPr>
+        <w:pStyle w:val="ListBullet"/>
+      </w:pPr>
+      <w:r>
+        <w:rPr>
+          <w:rFonts w:ascii="Microsoft JhengHei" w:hAnsi="Microsoft JhengHei" w:eastAsia="Microsoft JhengHei"/>
+          <w:b/>
+        </w:rPr>
+        <w:t>下鑽的成分股資料只留最近 250 個交易日</w:t>
+      </w:r>
+      <w:r>
+        <w:rPr>
+          <w:rFonts w:ascii="Microsoft JhengHei" w:hAnsi="Microsoft JhengHei" w:eastAsia="Microsoft JhengHei"/>
+          <w:b w:val="0"/>
+        </w:rPr>
+        <w:t>(全歷史太大)。若你把期間拉得更長,畫面會明白告訴你</w:t>
+      </w:r>
+    </w:p>
+    <w:p>
+      <w:r>
+        <w:rPr>
+          <w:rFonts w:ascii="Microsoft JhengHei" w:hAnsi="Microsoft JhengHei" w:eastAsia="Microsoft JhengHei"/>
+          <w:b w:val="0"/>
+        </w:rPr>
+        <w:t>「下鑽是 X～Y 的累計,比上方主圖短」,不會讓兩個數字默默對不起來。</w:t>
+      </w:r>
+    </w:p>
+    <w:p>
+      <w:r>
+        <w:rPr>
+          <w:rFonts w:ascii="Microsoft JhengHei" w:hAnsi="Microsoft JhengHei" w:eastAsia="Microsoft JhengHei"/>
+          <w:b/>
+        </w:rPr>
+        <w:t>資料怎麼更新</w:t>
+      </w:r>
+      <w:r>
+        <w:rPr>
+          <w:rFonts w:ascii="Microsoft JhengHei" w:hAnsi="Microsoft JhengHei" w:eastAsia="Microsoft JhengHei"/>
+          <w:b w:val="0"/>
+        </w:rPr>
+        <w:t>:這頁的快照</w:t>
+      </w:r>
+      <w:r>
+        <w:rPr>
+          <w:rFonts w:ascii="Microsoft JhengHei" w:hAnsi="Microsoft JhengHei" w:eastAsia="Microsoft JhengHei"/>
+          <w:b/>
+        </w:rPr>
+        <w:t>不在每日排程裡</w:t>
+      </w:r>
+      <w:r>
+        <w:rPr>
+          <w:rFonts w:ascii="Microsoft JhengHei" w:hAnsi="Microsoft JhengHei" w:eastAsia="Microsoft JhengHei"/>
+          <w:b w:val="0"/>
+        </w:rPr>
+        <w:t>,要更新資料日請手動跑:</w:t>
+      </w:r>
+    </w:p>
+    <w:p>
+      <w:pPr>
+        <w:spacing w:after="0"/>
+        <w:ind w:left="360"/>
+      </w:pPr>
+      <w:r>
+        <w:rPr>
+          <w:rFonts w:ascii="Consolas" w:hAnsi="Consolas" w:eastAsia="Consolas"/>
+          <w:b w:val="0"/>
+          <w:color w:val="404040"/>
+          <w:sz w:val="18"/>
+        </w:rPr>
+        <w:t>python scripts/build_industry_flow.py               # 預設近 3 年</w:t>
+      </w:r>
+    </w:p>
+    <w:p>
+      <w:pPr>
+        <w:spacing w:after="0"/>
+        <w:ind w:left="360"/>
+      </w:pPr>
+      <w:r>
+        <w:rPr>
+          <w:rFonts w:ascii="Consolas" w:hAnsi="Consolas" w:eastAsia="Consolas"/>
+          <w:b w:val="0"/>
+          <w:color w:val="404040"/>
+          <w:sz w:val="18"/>
+        </w:rPr>
+        <w:t>python scripts/build_industry_flow.py --start 2004-01-01   # 全歷史(約 33 MB,本機看就好、別上傳)</w:t>
+      </w:r>
+    </w:p>
+    <w:p>
+      <w:pPr>
+        <w:spacing w:after="120"/>
+        <w:pBdr>
+          <w:bottom w:val="single" w:sz="6" w:space="1" w:color="999999"/>
+        </w:pBdr>
+      </w:pPr>
+    </w:p>
+    <w:p>
+      <w:pPr>
+        <w:pStyle w:val="Heading2"/>
+      </w:pPr>
+      <w:r>
+        <w:rPr>
+          <w:rFonts w:ascii="Microsoft JhengHei" w:hAnsi="Microsoft JhengHei" w:eastAsia="Microsoft JhengHei"/>
+          <w:b w:val="0"/>
+        </w:rPr>
+        <w:t>11. 回測(驗證這套有沒有效)</w:t>
       </w:r>
     </w:p>
     <w:p>
@@ -3164,7 +5136,7 @@
           <w:rFonts w:ascii="Microsoft JhengHei" w:hAnsi="Microsoft JhengHei" w:eastAsia="Microsoft JhengHei"/>
           <w:b w:val="0"/>
         </w:rPr>
-        <w:t>11. 省 API:本機快取</w:t>
+        <w:t>12. 省 API:本機快取</w:t>
       </w:r>
     </w:p>
     <w:p>
@@ -3309,7 +5281,7 @@
           <w:rFonts w:ascii="Microsoft JhengHei" w:hAnsi="Microsoft JhengHei" w:eastAsia="Microsoft JhengHei"/>
           <w:b w:val="0"/>
         </w:rPr>
-        <w:t>12. 每日自動更新(免手動維護快取)</w:t>
+        <w:t>13. 每日自動更新(免手動維護快取)</w:t>
       </w:r>
     </w:p>
     <w:p>
@@ -3585,7 +5557,7 @@
           <w:rFonts w:ascii="Microsoft JhengHei" w:hAnsi="Microsoft JhengHei" w:eastAsia="Microsoft JhengHei"/>
           <w:b w:val="0"/>
         </w:rPr>
-        <w:t>13. 常見問題 / 注意事項</w:t>
+        <w:t>14. 常見問題 / 注意事項</w:t>
       </w:r>
     </w:p>
     <w:p>
@@ -3605,6 +5577,81 @@
           <w:b w:val="0"/>
         </w:rPr>
         <w:t xml:space="preserve"> 不是。它是篩選/研究輔助,決策與風險由你自負。</w:t>
+      </w:r>
+    </w:p>
+    <w:p>
+      <w:pPr>
+        <w:pStyle w:val="ListBullet"/>
+      </w:pPr>
+      <w:r>
+        <w:rPr>
+          <w:rFonts w:ascii="Microsoft JhengHei" w:hAnsi="Microsoft JhengHei" w:eastAsia="Microsoft JhengHei"/>
+          <w:b/>
+        </w:rPr>
+        <w:t>這套能贏 0050(大盤)嗎?</w:t>
+      </w:r>
+      <w:r>
+        <w:rPr>
+          <w:rFonts w:ascii="Microsoft JhengHei" w:hAnsi="Microsoft JhengHei" w:eastAsia="Microsoft JhengHei"/>
+          <w:b w:val="0"/>
+        </w:rPr>
+        <w:t xml:space="preserve"> 誠實說:拿含息還原的 0050 買進持有當基準,選股在整個市場循環約略貼平至微贏,</w:t>
+      </w:r>
+      <w:r>
+        <w:rPr>
+          <w:rFonts w:ascii="Microsoft JhengHei" w:hAnsi="Microsoft JhengHei" w:eastAsia="Microsoft JhengHei"/>
+          <w:b/>
+        </w:rPr>
+        <w:t>不是穩贏</w:t>
+      </w:r>
+      <w:r>
+        <w:rPr>
+          <w:rFonts w:ascii="Microsoft JhengHei" w:hAnsi="Microsoft JhengHei" w:eastAsia="Microsoft JhengHei"/>
+          <w:b w:val="0"/>
+        </w:rPr>
+        <w:t>;</w:t>
+      </w:r>
+    </w:p>
+    <w:p>
+      <w:r>
+        <w:rPr>
+          <w:rFonts w:ascii="Microsoft JhengHei" w:hAnsi="Microsoft JhengHei" w:eastAsia="Microsoft JhengHei"/>
+          <w:b w:val="0"/>
+        </w:rPr>
+        <w:t>它的優勢主要在</w:t>
+      </w:r>
+      <w:r>
+        <w:rPr>
+          <w:rFonts w:ascii="Microsoft JhengHei" w:hAnsi="Microsoft JhengHei" w:eastAsia="Microsoft JhengHei"/>
+          <w:b/>
+        </w:rPr>
+        <w:t>空頭少賠(風控補回撤)</w:t>
+      </w:r>
+      <w:r>
+        <w:rPr>
+          <w:rFonts w:ascii="Microsoft JhengHei" w:hAnsi="Microsoft JhengHei" w:eastAsia="Microsoft JhengHei"/>
+          <w:b w:val="0"/>
+        </w:rPr>
+        <w:t>。想穩穩參與長期報酬,核心還是定期定額 0050,個股當練功/求穩的衛星部位。</w:t>
+      </w:r>
+    </w:p>
+    <w:p>
+      <w:pPr>
+        <w:pStyle w:val="ListBullet"/>
+      </w:pPr>
+      <w:r>
+        <w:rPr>
+          <w:rFonts w:ascii="Microsoft JhengHei" w:hAnsi="Microsoft JhengHei" w:eastAsia="Microsoft JhengHei"/>
+          <w:b/>
+        </w:rPr>
+        <w:t>市場燈號能預測漲跌嗎?</w:t>
+      </w:r>
+      <w:r>
+        <w:rPr>
+          <w:rFonts w:ascii="Microsoft JhengHei" w:hAnsi="Microsoft JhengHei" w:eastAsia="Microsoft JhengHei"/>
+          <w:b w:val="0"/>
+        </w:rPr>
+        <w:t xml:space="preserve"> 不能。它只反應趨勢/波動、告訴你「該持有幾成」,不預測方向;碎波盤(假反彈陰跌)是它最弱的環境。</w:t>
       </w:r>
     </w:p>
     <w:p>
@@ -3770,7 +5817,7 @@
           <w:rFonts w:ascii="Microsoft JhengHei" w:hAnsi="Microsoft JhengHei" w:eastAsia="Microsoft JhengHei"/>
           <w:b w:val="0"/>
         </w:rPr>
-        <w:t>14. 指令速查</w:t>
+        <w:t>15. 指令速查</w:t>
       </w:r>
     </w:p>
     <w:p>
@@ -4215,6 +6262,80 @@
           <w:sz w:val="18"/>
         </w:rPr>
         <w:t>python scripts\universe_digest.py                # 重生今日摘要 digest_{日期}.md</w:t>
+      </w:r>
+    </w:p>
+    <w:p>
+      <w:pPr>
+        <w:spacing w:after="0"/>
+        <w:ind w:left="360"/>
+      </w:pPr>
+      <w:r>
+        <w:rPr>
+          <w:rFonts w:ascii="Consolas" w:hAnsi="Consolas" w:eastAsia="Consolas"/>
+          <w:b w:val="0"/>
+          <w:color w:val="404040"/>
+          <w:sz w:val="18"/>
+        </w:rPr>
+      </w:r>
+    </w:p>
+    <w:p>
+      <w:pPr>
+        <w:spacing w:after="0"/>
+        <w:ind w:left="360"/>
+      </w:pPr>
+      <w:r>
+        <w:rPr>
+          <w:rFonts w:ascii="Consolas" w:hAnsi="Consolas" w:eastAsia="Consolas"/>
+          <w:b w:val="0"/>
+          <w:color w:val="404040"/>
+          <w:sz w:val="18"/>
+        </w:rPr>
+        <w:t># 法人流向產業快照 (0 FinMind API;詳見第 10-5 節)</w:t>
+      </w:r>
+    </w:p>
+    <w:p>
+      <w:pPr>
+        <w:spacing w:after="0"/>
+        <w:ind w:left="360"/>
+      </w:pPr>
+      <w:r>
+        <w:rPr>
+          <w:rFonts w:ascii="Consolas" w:hAnsi="Consolas" w:eastAsia="Consolas"/>
+          <w:b w:val="0"/>
+          <w:color w:val="404040"/>
+          <w:sz w:val="18"/>
+        </w:rPr>
+        <w:t>python scripts\build_industry_flow.py                    # 預設近 3 年</w:t>
+      </w:r>
+    </w:p>
+    <w:p>
+      <w:pPr>
+        <w:spacing w:after="0"/>
+        <w:ind w:left="360"/>
+      </w:pPr>
+      <w:r>
+        <w:rPr>
+          <w:rFonts w:ascii="Consolas" w:hAnsi="Consolas" w:eastAsia="Consolas"/>
+          <w:b w:val="0"/>
+          <w:color w:val="404040"/>
+          <w:sz w:val="18"/>
+        </w:rPr>
+        <w:t>python scripts\build_industry_flow.py --start 2004-01-01 # 全歷史 (~33 MB,本機看就好)</w:t>
+      </w:r>
+    </w:p>
+    <w:p>
+      <w:pPr>
+        <w:spacing w:after="0"/>
+        <w:ind w:left="360"/>
+      </w:pPr>
+      <w:r>
+        <w:rPr>
+          <w:rFonts w:ascii="Consolas" w:hAnsi="Consolas" w:eastAsia="Consolas"/>
+          <w:b w:val="0"/>
+          <w:color w:val="404040"/>
+          <w:sz w:val="18"/>
+        </w:rPr>
+        <w:t>python scripts\build_industry_flow.py --days 60          # 只保留最近 60 個交易日</w:t>
       </w:r>
     </w:p>
     <w:p>

--- a/docs/使用指南_USER_GUIDE.docx
+++ b/docs/使用指南_USER_GUIDE.docx
@@ -4777,24 +4777,59 @@
           <w:rFonts w:ascii="Microsoft JhengHei" w:hAnsi="Microsoft JhengHei" w:eastAsia="Microsoft JhengHei"/>
           <w:b w:val="0"/>
         </w:rPr>
-        <w:t>:這頁的快照</w:t>
+        <w:t>:</w:t>
       </w:r>
       <w:r>
         <w:rPr>
           <w:rFonts w:ascii="Microsoft JhengHei" w:hAnsi="Microsoft JhengHei" w:eastAsia="Microsoft JhengHei"/>
           <w:b/>
         </w:rPr>
-        <w:t>不在每日排程裡</w:t>
-      </w:r>
-      <w:r>
-        <w:rPr>
-          <w:rFonts w:ascii="Microsoft JhengHei" w:hAnsi="Microsoft JhengHei" w:eastAsia="Microsoft JhengHei"/>
-          <w:b w:val="0"/>
-        </w:rPr>
-        <w:t>,要更新資料日請手動跑:</w:t>
+        <w:t>已自動化</w:t>
+      </w:r>
+      <w:r>
+        <w:rPr>
+          <w:rFonts w:ascii="Microsoft JhengHei" w:hAnsi="Microsoft JhengHei" w:eastAsia="Microsoft JhengHei"/>
+          <w:b w:val="0"/>
+        </w:rPr>
+        <w:t xml:space="preserve">,平日排程會自己補上當天(在 </w:t>
+      </w:r>
+      <w:r>
+        <w:rPr>
+          <w:rFonts w:ascii="Consolas" w:hAnsi="Consolas" w:eastAsia="Consolas"/>
+          <w:b w:val="0"/>
+          <w:color w:val="8B0000"/>
+          <w:sz w:val="19"/>
+        </w:rPr>
+        <w:t>daily_auto_update.bat</w:t>
+      </w:r>
+      <w:r>
+        <w:rPr>
+          <w:rFonts w:ascii="Microsoft JhengHei" w:hAnsi="Microsoft JhengHei" w:eastAsia="Microsoft JhengHei"/>
+          <w:b w:val="0"/>
+        </w:rPr>
+        <w:t xml:space="preserve"> 裡,</w:t>
+      </w:r>
+      <w:r>
+        <w:t xml:space="preserve"> </w:t>
+      </w:r>
+      <w:r>
+        <w:rPr>
+          <w:rFonts w:ascii="Microsoft JhengHei" w:hAnsi="Microsoft JhengHei" w:eastAsia="Microsoft JhengHei"/>
+          <w:b w:val="0"/>
+        </w:rPr>
+        <w:t>跟綜合分快照一起推上雲端),你不用做任何事。它每天只新增約 54 KB 的當日增量檔,不會重寫整份快照。</w:t>
       </w:r>
     </w:p>
     <w:p>
+      <w:r>
+        <w:rPr>
+          <w:rFonts w:ascii="Microsoft JhengHei" w:hAnsi="Microsoft JhengHei" w:eastAsia="Microsoft JhengHei"/>
+          <w:b w:val="0"/>
+        </w:rPr>
+        <w:t>只有這幾種情況要手動跑:</w:t>
+      </w:r>
+    </w:p>
+    <w:p>
       <w:pPr>
         <w:spacing w:after="0"/>
         <w:ind w:left="360"/>
@@ -4806,7 +4841,37 @@
           <w:color w:val="404040"/>
           <w:sz w:val="18"/>
         </w:rPr>
-        <w:t>python scripts/build_industry_flow.py               # 預設近 3 年</w:t>
+        <w:t>python scripts/build_industry_flow.py --incremental   # 手動補當天(平常排程會自己做)</w:t>
+      </w:r>
+    </w:p>
+    <w:p>
+      <w:pPr>
+        <w:spacing w:after="0"/>
+        <w:ind w:left="360"/>
+      </w:pPr>
+      <w:r>
+        <w:rPr>
+          <w:rFonts w:ascii="Consolas" w:hAnsi="Consolas" w:eastAsia="Consolas"/>
+          <w:b w:val="0"/>
+          <w:color w:val="404040"/>
+          <w:sz w:val="18"/>
+        </w:rPr>
+        <w:t>python scripts/build_industry_flow.py --compact       # 逐日檔累積太多時折回基底(畫面會提醒)</w:t>
+      </w:r>
+    </w:p>
+    <w:p>
+      <w:pPr>
+        <w:spacing w:after="0"/>
+        <w:ind w:left="360"/>
+      </w:pPr>
+      <w:r>
+        <w:rPr>
+          <w:rFonts w:ascii="Consolas" w:hAnsi="Consolas" w:eastAsia="Consolas"/>
+          <w:b w:val="0"/>
+          <w:color w:val="404040"/>
+          <w:sz w:val="18"/>
+        </w:rPr>
+        <w:t>python scripts/build_industry_flow.py                 # 重建歷史基底(改了範圍或產業分類表時)</w:t>
       </w:r>
     </w:p>
     <w:p>
